--- a/GOHM/EDT_GHOM_4_19_10_25_10_2026.docx
+++ b/GOHM/EDT_GHOM_4_19_10_25_10_2026.docx
@@ -2,1147 +2,6 @@
 <file path=word/document.xml><?xml version="1.0" encoding="utf-8"?>
 <w:document xmlns:wpc="http://schemas.microsoft.com/office/word/2010/wordprocessingCanvas" xmlns:cx="http://schemas.microsoft.com/office/drawing/2014/chartex" xmlns:cx1="http://schemas.microsoft.com/office/drawing/2015/9/8/chartex" xmlns:cx2="http://schemas.microsoft.com/office/drawing/2015/10/21/chartex" xmlns:cx3="http://schemas.microsoft.com/office/drawing/2016/5/9/chartex" xmlns:cx4="http://schemas.microsoft.com/office/drawing/2016/5/10/chartex" xmlns:cx5="http://schemas.microsoft.com/office/drawing/2016/5/11/chartex" xmlns:cx6="http://schemas.microsoft.com/office/drawing/2016/5/12/chartex" xmlns:cx7="http://schemas.microsoft.com/office/drawing/2016/5/13/chartex" xmlns:cx8="http://schemas.microsoft.com/office/drawing/2016/5/14/chartex" xmlns:mc="http://schemas.openxmlformats.org/markup-compatibility/2006" xmlns:o="urn:schemas-microsoft-com:office:office" xmlns:r="http://schemas.openxmlformats.org/officeDocument/2006/relationships" xmlns:m="http://schemas.openxmlformats.org/officeDocument/2006/math" xmlns:v="urn:schemas-microsoft-com:vml" xmlns:wp14="http://schemas.microsoft.com/office/word/2010/wordprocessingDrawing" xmlns:wp="http://schemas.openxmlformats.org/drawingml/2006/wordprocessingDrawing" xmlns:w="http://schemas.openxmlformats.org/wordprocessingml/2006/main" xmlns:w14="http://schemas.microsoft.com/office/word/2010/wordml" xmlns:w10="urn:schemas-microsoft-com:office:word" xmlns:w15="http://schemas.microsoft.com/office/word/2012/wordml" xmlns:wpg="http://schemas.microsoft.com/office/word/2010/wordprocessingGroup" xmlns:wpi="http://schemas.microsoft.com/office/word/2010/wordprocessingInk" xmlns:wne="http://schemas.microsoft.com/office/word/2006/wordml" xmlns:wps="http://schemas.microsoft.com/office/word/2010/wordprocessingShape" xmlns:wpsCustomData="http://www.wps.cn/officeDocument/2013/wpsCustomData" mc:Ignorable="w14 w15 wp14">
   <w:body>
-    <w:p>
-      <w:pPr>
-        <w:spacing w:before="75"/>
-        <w:ind w:left="4188" w:right="2100" w:hanging="1"/>
-        <w:jc w:val="center"/>
-        <w:rPr>
-          <w:b/>
-          <w:sz w:val="16"/>
-        </w:rPr>
-      </w:pPr>
-      <w:r>
-        <w:rPr>
-          <w:b/>
-          <w:sz w:val="16"/>
-        </w:rPr>
-        <w:drawing>
-          <wp:anchor distT="0" distB="0" distL="0" distR="0" simplePos="0" relativeHeight="251659264" behindDoc="0" locked="0" layoutInCell="1" allowOverlap="1">
-            <wp:simplePos x="0" y="0"/>
-            <wp:positionH relativeFrom="page">
-              <wp:posOffset>857250</wp:posOffset>
-            </wp:positionH>
-            <wp:positionV relativeFrom="paragraph">
-              <wp:posOffset>97155</wp:posOffset>
-            </wp:positionV>
-            <wp:extent cx="585470" cy="659765"/>
-            <wp:effectExtent l="0" t="0" r="0" b="0"/>
-            <wp:wrapNone/>
-            <wp:docPr id="1" name="Image 1"/>
-            <wp:cNvGraphicFramePr/>
-            <a:graphic xmlns:a="http://schemas.openxmlformats.org/drawingml/2006/main">
-              <a:graphicData uri="http://schemas.openxmlformats.org/drawingml/2006/picture">
-                <pic:pic xmlns:pic="http://schemas.openxmlformats.org/drawingml/2006/picture">
-                  <pic:nvPicPr>
-                    <pic:cNvPr id="1" name="Image 1"/>
-                    <pic:cNvPicPr/>
-                  </pic:nvPicPr>
-                  <pic:blipFill>
-                    <a:blip r:embed="rId6" cstate="print"/>
-                    <a:stretch>
-                      <a:fillRect/>
-                    </a:stretch>
-                  </pic:blipFill>
-                  <pic:spPr>
-                    <a:xfrm>
-                      <a:off x="0" y="0"/>
-                      <a:ext cx="585342" cy="659853"/>
-                    </a:xfrm>
-                    <a:prstGeom prst="rect">
-                      <a:avLst/>
-                    </a:prstGeom>
-                  </pic:spPr>
-                </pic:pic>
-              </a:graphicData>
-            </a:graphic>
-          </wp:anchor>
-        </w:drawing>
-      </w:r>
-      <w:r>
-        <w:rPr>
-          <w:b/>
-          <w:sz w:val="16"/>
-        </w:rPr>
-        <w:t>République du Cameroun</w:t>
-      </w:r>
-      <w:r>
-        <w:rPr>
-          <w:b/>
-          <w:spacing w:val="40"/>
-          <w:sz w:val="16"/>
-        </w:rPr>
-        <w:t xml:space="preserve"> </w:t>
-      </w:r>
-      <w:r>
-        <w:rPr>
-          <w:i/>
-          <w:sz w:val="16"/>
-        </w:rPr>
-        <w:t>Paix – Travail – Patrie</w:t>
-      </w:r>
-      <w:r>
-        <w:rPr>
-          <w:i/>
-          <w:spacing w:val="40"/>
-          <w:sz w:val="16"/>
-        </w:rPr>
-        <w:t xml:space="preserve"> </w:t>
-      </w:r>
-      <w:r>
-        <w:rPr>
-          <w:b/>
-          <w:color w:val="0D0D0D"/>
-          <w:sz w:val="16"/>
-        </w:rPr>
-        <w:t>UNIVERSITÉ</w:t>
-      </w:r>
-      <w:r>
-        <w:rPr>
-          <w:b/>
-          <w:color w:val="0D0D0D"/>
-          <w:spacing w:val="-10"/>
-          <w:sz w:val="16"/>
-        </w:rPr>
-        <w:t xml:space="preserve"> </w:t>
-      </w:r>
-      <w:r>
-        <w:rPr>
-          <w:b/>
-          <w:color w:val="0D0D0D"/>
-          <w:sz w:val="16"/>
-        </w:rPr>
-        <w:t>D’EBOLOWA</w:t>
-      </w:r>
-    </w:p>
-    <w:p>
-      <w:pPr>
-        <w:pStyle w:val="5"/>
-        <w:spacing w:before="1"/>
-        <w:ind w:left="2091" w:right="10"/>
-      </w:pPr>
-      <w:r>
-        <w:t>ECOLE</w:t>
-      </w:r>
-      <w:r>
-        <w:rPr>
-          <w:spacing w:val="-5"/>
-        </w:rPr>
-        <w:t xml:space="preserve"> </w:t>
-      </w:r>
-      <w:r>
-        <w:t>NATIONALE</w:t>
-      </w:r>
-      <w:r>
-        <w:rPr>
-          <w:spacing w:val="-5"/>
-        </w:rPr>
-        <w:t xml:space="preserve"> </w:t>
-      </w:r>
-      <w:r>
-        <w:t>SUPERIEURE</w:t>
-      </w:r>
-      <w:r>
-        <w:rPr>
-          <w:spacing w:val="-5"/>
-        </w:rPr>
-        <w:t xml:space="preserve"> </w:t>
-      </w:r>
-      <w:r>
-        <w:t>DES</w:t>
-      </w:r>
-      <w:r>
-        <w:rPr>
-          <w:spacing w:val="-7"/>
-        </w:rPr>
-        <w:t xml:space="preserve"> </w:t>
-      </w:r>
-      <w:r>
-        <w:t>SCIENCES</w:t>
-      </w:r>
-      <w:r>
-        <w:rPr>
-          <w:spacing w:val="-7"/>
-        </w:rPr>
-        <w:t xml:space="preserve"> </w:t>
-      </w:r>
-      <w:r>
-        <w:t>ET</w:t>
-      </w:r>
-      <w:r>
-        <w:rPr>
-          <w:spacing w:val="-7"/>
-        </w:rPr>
-        <w:t xml:space="preserve"> </w:t>
-      </w:r>
-      <w:r>
-        <w:t>TECHNIQUES</w:t>
-      </w:r>
-      <w:r>
-        <w:rPr>
-          <w:spacing w:val="-5"/>
-        </w:rPr>
-        <w:t xml:space="preserve"> </w:t>
-      </w:r>
-      <w:r>
-        <w:t>MARITIMES</w:t>
-      </w:r>
-      <w:r>
-        <w:rPr>
-          <w:spacing w:val="-5"/>
-        </w:rPr>
-        <w:t xml:space="preserve"> </w:t>
-      </w:r>
-      <w:r>
-        <w:t>ET</w:t>
-      </w:r>
-      <w:r>
-        <w:rPr>
-          <w:spacing w:val="40"/>
-        </w:rPr>
-        <w:t xml:space="preserve"> </w:t>
-      </w:r>
-      <w:r>
-        <w:t>OCEANIQUES</w:t>
-      </w:r>
-      <w:r>
-        <w:rPr>
-          <w:spacing w:val="-4"/>
-        </w:rPr>
-        <w:t xml:space="preserve"> </w:t>
-      </w:r>
-      <w:r>
-        <w:t>(ENSTMO)</w:t>
-      </w:r>
-    </w:p>
-    <w:p>
-      <w:pPr>
-        <w:pStyle w:val="5"/>
-        <w:spacing w:line="183" w:lineRule="exact"/>
-        <w:ind w:left="2091" w:right="0"/>
-      </w:pPr>
-      <w:r>
-        <w:t>DEPARTEMENT</w:t>
-      </w:r>
-      <w:r>
-        <w:rPr>
-          <w:spacing w:val="-9"/>
-        </w:rPr>
-        <w:t xml:space="preserve"> </w:t>
-      </w:r>
-      <w:r>
-        <w:t>DE</w:t>
-      </w:r>
-      <w:r>
-        <w:rPr>
-          <w:spacing w:val="-7"/>
-        </w:rPr>
-        <w:t xml:space="preserve"> </w:t>
-      </w:r>
-      <w:r>
-        <w:t>GENIE</w:t>
-      </w:r>
-      <w:r>
-        <w:rPr>
-          <w:spacing w:val="-7"/>
-        </w:rPr>
-        <w:t xml:space="preserve"> </w:t>
-      </w:r>
-      <w:r>
-        <w:t>OCEANOGRAPHIE</w:t>
-      </w:r>
-      <w:r>
-        <w:rPr>
-          <w:spacing w:val="-4"/>
-        </w:rPr>
-        <w:t xml:space="preserve"> </w:t>
-      </w:r>
-      <w:r>
-        <w:t>–</w:t>
-      </w:r>
-      <w:r>
-        <w:rPr>
-          <w:spacing w:val="-7"/>
-        </w:rPr>
-        <w:t xml:space="preserve"> </w:t>
-      </w:r>
-      <w:r>
-        <w:t>HYDROGRAPHIE</w:t>
-      </w:r>
-      <w:r>
-        <w:rPr>
-          <w:spacing w:val="-7"/>
-        </w:rPr>
-        <w:t xml:space="preserve"> </w:t>
-      </w:r>
-      <w:r>
-        <w:t>–</w:t>
-      </w:r>
-      <w:r>
-        <w:rPr>
-          <w:spacing w:val="-7"/>
-        </w:rPr>
-        <w:t xml:space="preserve"> </w:t>
-      </w:r>
-      <w:r>
-        <w:t>METEOROLOGIE</w:t>
-      </w:r>
-      <w:r>
-        <w:rPr>
-          <w:spacing w:val="-6"/>
-        </w:rPr>
-        <w:t xml:space="preserve"> </w:t>
-      </w:r>
-      <w:r>
-        <w:rPr>
-          <w:spacing w:val="-2"/>
-        </w:rPr>
-        <w:t>(GOHM)</w:t>
-      </w:r>
-    </w:p>
-    <w:p>
-      <w:pPr>
-        <w:tabs>
-          <w:tab w:val="left" w:pos="3915"/>
-          <w:tab w:val="left" w:pos="5974"/>
-        </w:tabs>
-        <w:spacing w:before="0" w:line="183" w:lineRule="exact"/>
-        <w:ind w:left="2087" w:right="0" w:firstLine="0"/>
-        <w:jc w:val="center"/>
-        <w:rPr>
-          <w:sz w:val="16"/>
-        </w:rPr>
-      </w:pPr>
-      <w:r>
-        <w:rPr>
-          <w:color w:val="0D0D0D"/>
-          <w:sz w:val="16"/>
-        </w:rPr>
-        <w:t>BP</w:t>
-      </w:r>
-      <w:r>
-        <w:rPr>
-          <w:color w:val="0D0D0D"/>
-          <w:spacing w:val="-1"/>
-          <w:sz w:val="16"/>
-        </w:rPr>
-        <w:t xml:space="preserve"> </w:t>
-      </w:r>
-      <w:r>
-        <w:rPr>
-          <w:color w:val="0D0D0D"/>
-          <w:sz w:val="16"/>
-        </w:rPr>
-        <w:t>:</w:t>
-      </w:r>
-      <w:r>
-        <w:rPr>
-          <w:color w:val="0D0D0D"/>
-          <w:spacing w:val="-3"/>
-          <w:sz w:val="16"/>
-        </w:rPr>
-        <w:t xml:space="preserve"> </w:t>
-      </w:r>
-      <w:r>
-        <w:rPr>
-          <w:color w:val="0D0D0D"/>
-          <w:sz w:val="16"/>
-        </w:rPr>
-        <w:t>292</w:t>
-      </w:r>
-      <w:r>
-        <w:rPr>
-          <w:color w:val="0D0D0D"/>
-          <w:spacing w:val="-2"/>
-          <w:sz w:val="16"/>
-        </w:rPr>
-        <w:t xml:space="preserve"> </w:t>
-      </w:r>
-      <w:r>
-        <w:rPr>
-          <w:color w:val="0D0D0D"/>
-          <w:sz w:val="16"/>
-        </w:rPr>
-        <w:t>Kribi</w:t>
-      </w:r>
-      <w:r>
-        <w:rPr>
-          <w:color w:val="0D0D0D"/>
-          <w:spacing w:val="33"/>
-          <w:sz w:val="16"/>
-        </w:rPr>
-        <w:t xml:space="preserve"> </w:t>
-      </w:r>
-      <w:r>
-        <w:rPr>
-          <w:color w:val="0D0D0D"/>
-          <w:spacing w:val="-2"/>
-          <w:sz w:val="16"/>
-        </w:rPr>
-        <w:t>(Cameroun)</w:t>
-      </w:r>
-      <w:r>
-        <w:rPr>
-          <w:color w:val="0D0D0D"/>
-          <w:sz w:val="16"/>
-        </w:rPr>
-        <w:tab/>
-      </w:r>
-      <w:r>
-        <w:rPr>
-          <w:color w:val="0D0D0D"/>
-          <w:sz w:val="16"/>
-        </w:rPr>
-        <w:t>Site</w:t>
-      </w:r>
-      <w:r>
-        <w:rPr>
-          <w:color w:val="0D0D0D"/>
-          <w:spacing w:val="-7"/>
-          <w:sz w:val="16"/>
-        </w:rPr>
-        <w:t xml:space="preserve"> </w:t>
-      </w:r>
-      <w:r>
-        <w:rPr>
-          <w:color w:val="0D0D0D"/>
-          <w:sz w:val="16"/>
-        </w:rPr>
-        <w:t>web:</w:t>
-      </w:r>
-      <w:r>
-        <w:rPr>
-          <w:color w:val="0D0D0D"/>
-          <w:spacing w:val="-7"/>
-          <w:sz w:val="16"/>
-        </w:rPr>
-        <w:t xml:space="preserve"> </w:t>
-      </w:r>
-      <w:r>
-        <w:fldChar w:fldCharType="begin"/>
-      </w:r>
-      <w:r>
-        <w:instrText xml:space="preserve"> HYPERLINK "http://www.enstmo-ueb.cm/" \h </w:instrText>
-      </w:r>
-      <w:r>
-        <w:fldChar w:fldCharType="separate"/>
-      </w:r>
-      <w:r>
-        <w:rPr>
-          <w:color w:val="0462C1"/>
-          <w:sz w:val="16"/>
-          <w:u w:val="single" w:color="0462C1"/>
-        </w:rPr>
-        <w:t>www.enstmo-</w:t>
-      </w:r>
-      <w:r>
-        <w:rPr>
-          <w:color w:val="0462C1"/>
-          <w:spacing w:val="-2"/>
-          <w:sz w:val="16"/>
-          <w:u w:val="single" w:color="0462C1"/>
-        </w:rPr>
-        <w:t>ueb.cm</w:t>
-      </w:r>
-      <w:r>
-        <w:rPr>
-          <w:color w:val="0462C1"/>
-          <w:spacing w:val="-2"/>
-          <w:sz w:val="16"/>
-          <w:u w:val="single" w:color="0462C1"/>
-        </w:rPr>
-        <w:fldChar w:fldCharType="end"/>
-      </w:r>
-      <w:r>
-        <w:rPr>
-          <w:color w:val="0462C1"/>
-          <w:sz w:val="16"/>
-        </w:rPr>
-        <w:tab/>
-      </w:r>
-      <w:r>
-        <w:rPr>
-          <w:spacing w:val="-2"/>
-          <w:sz w:val="16"/>
-        </w:rPr>
-        <w:t>Email:</w:t>
-      </w:r>
-      <w:r>
-        <w:rPr>
-          <w:spacing w:val="24"/>
-          <w:sz w:val="16"/>
-        </w:rPr>
-        <w:t xml:space="preserve"> </w:t>
-      </w:r>
-      <w:r>
-        <w:fldChar w:fldCharType="begin"/>
-      </w:r>
-      <w:r>
-        <w:instrText xml:space="preserve"> HYPERLINK "mailto:enstmo@enstmo-ueb.cm" \h </w:instrText>
-      </w:r>
-      <w:r>
-        <w:fldChar w:fldCharType="separate"/>
-      </w:r>
-      <w:r>
-        <w:rPr>
-          <w:spacing w:val="-2"/>
-          <w:sz w:val="16"/>
-        </w:rPr>
-        <w:t>enstmo@enstmo-ueb.cm</w:t>
-      </w:r>
-      <w:r>
-        <w:rPr>
-          <w:spacing w:val="-2"/>
-          <w:sz w:val="16"/>
-        </w:rPr>
-        <w:fldChar w:fldCharType="end"/>
-      </w:r>
-    </w:p>
-    <w:p>
-      <w:pPr>
-        <w:pStyle w:val="5"/>
-        <w:spacing w:before="75"/>
-        <w:ind w:left="45"/>
-      </w:pPr>
-      <w:r>
-        <w:rPr>
-          <w:b w:val="0"/>
-        </w:rPr>
-        <w:br w:type="column"/>
-      </w:r>
-      <w:r>
-        <w:t>Republic</w:t>
-      </w:r>
-      <w:r>
-        <w:rPr>
-          <w:spacing w:val="-5"/>
-        </w:rPr>
-        <w:t xml:space="preserve"> </w:t>
-      </w:r>
-      <w:r>
-        <w:t>of</w:t>
-      </w:r>
-      <w:r>
-        <w:rPr>
-          <w:spacing w:val="-5"/>
-        </w:rPr>
-        <w:t xml:space="preserve"> </w:t>
-      </w:r>
-      <w:r>
-        <w:rPr>
-          <w:spacing w:val="-2"/>
-        </w:rPr>
-        <w:t>Cameroon</w:t>
-      </w:r>
-    </w:p>
-    <w:p>
-      <w:pPr>
-        <w:spacing w:before="1" w:line="183" w:lineRule="exact"/>
-        <w:ind w:left="44" w:right="1931" w:firstLine="0"/>
-        <w:jc w:val="center"/>
-        <w:rPr>
-          <w:i/>
-          <w:sz w:val="16"/>
-        </w:rPr>
-      </w:pPr>
-      <w:r>
-        <w:rPr>
-          <w:i/>
-          <w:sz w:val="16"/>
-        </w:rPr>
-        <w:drawing>
-          <wp:anchor distT="0" distB="0" distL="0" distR="0" simplePos="0" relativeHeight="251660288" behindDoc="0" locked="0" layoutInCell="1" allowOverlap="1">
-            <wp:simplePos x="0" y="0"/>
-            <wp:positionH relativeFrom="page">
-              <wp:posOffset>9372600</wp:posOffset>
-            </wp:positionH>
-            <wp:positionV relativeFrom="paragraph">
-              <wp:posOffset>-123190</wp:posOffset>
-            </wp:positionV>
-            <wp:extent cx="624205" cy="727075"/>
-            <wp:effectExtent l="0" t="0" r="0" b="0"/>
-            <wp:wrapNone/>
-            <wp:docPr id="2" name="Image 2"/>
-            <wp:cNvGraphicFramePr/>
-            <a:graphic xmlns:a="http://schemas.openxmlformats.org/drawingml/2006/main">
-              <a:graphicData uri="http://schemas.openxmlformats.org/drawingml/2006/picture">
-                <pic:pic xmlns:pic="http://schemas.openxmlformats.org/drawingml/2006/picture">
-                  <pic:nvPicPr>
-                    <pic:cNvPr id="2" name="Image 2"/>
-                    <pic:cNvPicPr/>
-                  </pic:nvPicPr>
-                  <pic:blipFill>
-                    <a:blip r:embed="rId7" cstate="print"/>
-                    <a:stretch>
-                      <a:fillRect/>
-                    </a:stretch>
-                  </pic:blipFill>
-                  <pic:spPr>
-                    <a:xfrm>
-                      <a:off x="0" y="0"/>
-                      <a:ext cx="623922" cy="727075"/>
-                    </a:xfrm>
-                    <a:prstGeom prst="rect">
-                      <a:avLst/>
-                    </a:prstGeom>
-                  </pic:spPr>
-                </pic:pic>
-              </a:graphicData>
-            </a:graphic>
-          </wp:anchor>
-        </w:drawing>
-      </w:r>
-      <w:r>
-        <w:rPr>
-          <w:i/>
-          <w:sz w:val="16"/>
-        </w:rPr>
-        <w:t>Peace</w:t>
-      </w:r>
-      <w:r>
-        <w:rPr>
-          <w:i/>
-          <w:spacing w:val="-2"/>
-          <w:sz w:val="16"/>
-        </w:rPr>
-        <w:t xml:space="preserve"> </w:t>
-      </w:r>
-      <w:r>
-        <w:rPr>
-          <w:i/>
-          <w:sz w:val="16"/>
-        </w:rPr>
-        <w:t>–</w:t>
-      </w:r>
-      <w:r>
-        <w:rPr>
-          <w:i/>
-          <w:spacing w:val="-4"/>
-          <w:sz w:val="16"/>
-        </w:rPr>
-        <w:t xml:space="preserve"> </w:t>
-      </w:r>
-      <w:r>
-        <w:rPr>
-          <w:i/>
-          <w:sz w:val="16"/>
-        </w:rPr>
-        <w:t>Work</w:t>
-      </w:r>
-      <w:r>
-        <w:rPr>
-          <w:i/>
-          <w:spacing w:val="-2"/>
-          <w:sz w:val="16"/>
-        </w:rPr>
-        <w:t xml:space="preserve"> </w:t>
-      </w:r>
-      <w:r>
-        <w:rPr>
-          <w:i/>
-          <w:sz w:val="16"/>
-        </w:rPr>
-        <w:t>–</w:t>
-      </w:r>
-      <w:r>
-        <w:rPr>
-          <w:i/>
-          <w:spacing w:val="-1"/>
-          <w:sz w:val="16"/>
-        </w:rPr>
-        <w:t xml:space="preserve"> </w:t>
-      </w:r>
-      <w:r>
-        <w:rPr>
-          <w:i/>
-          <w:spacing w:val="-2"/>
-          <w:sz w:val="16"/>
-        </w:rPr>
-        <w:t>Fatherland</w:t>
-      </w:r>
-    </w:p>
-    <w:p>
-      <w:pPr>
-        <w:pStyle w:val="5"/>
-        <w:spacing w:line="183" w:lineRule="exact"/>
-        <w:ind w:left="42"/>
-      </w:pPr>
-      <w:r>
-        <w:rPr>
-          <w:color w:val="0D0D0D"/>
-        </w:rPr>
-        <w:t>THE</w:t>
-      </w:r>
-      <w:r>
-        <w:rPr>
-          <w:color w:val="0D0D0D"/>
-          <w:spacing w:val="-4"/>
-        </w:rPr>
-        <w:t xml:space="preserve"> </w:t>
-      </w:r>
-      <w:r>
-        <w:rPr>
-          <w:color w:val="0D0D0D"/>
-        </w:rPr>
-        <w:t>UNIVERSITY</w:t>
-      </w:r>
-      <w:r>
-        <w:rPr>
-          <w:color w:val="0D0D0D"/>
-          <w:spacing w:val="-6"/>
-        </w:rPr>
-        <w:t xml:space="preserve"> </w:t>
-      </w:r>
-      <w:r>
-        <w:rPr>
-          <w:color w:val="0D0D0D"/>
-        </w:rPr>
-        <w:t>OF</w:t>
-      </w:r>
-      <w:r>
-        <w:rPr>
-          <w:color w:val="0D0D0D"/>
-          <w:spacing w:val="-6"/>
-        </w:rPr>
-        <w:t xml:space="preserve"> </w:t>
-      </w:r>
-      <w:r>
-        <w:rPr>
-          <w:color w:val="0D0D0D"/>
-          <w:spacing w:val="-2"/>
-        </w:rPr>
-        <w:t>EBOLOWA</w:t>
-      </w:r>
-    </w:p>
-    <w:p>
-      <w:pPr>
-        <w:pStyle w:val="5"/>
-        <w:spacing w:before="1"/>
-        <w:ind w:left="35"/>
-      </w:pPr>
-      <w:r>
-        <w:rPr>
-          <w:color w:val="0D0D0D"/>
-        </w:rPr>
-        <w:t>NATIONAL</w:t>
-      </w:r>
-      <w:r>
-        <w:rPr>
-          <w:color w:val="0D0D0D"/>
-          <w:spacing w:val="-4"/>
-        </w:rPr>
-        <w:t xml:space="preserve"> </w:t>
-      </w:r>
-      <w:r>
-        <w:rPr>
-          <w:color w:val="0D0D0D"/>
-        </w:rPr>
-        <w:t>ADVANCED</w:t>
-      </w:r>
-      <w:r>
-        <w:rPr>
-          <w:color w:val="0D0D0D"/>
-          <w:spacing w:val="-4"/>
-        </w:rPr>
-        <w:t xml:space="preserve"> </w:t>
-      </w:r>
-      <w:r>
-        <w:rPr>
-          <w:color w:val="0D0D0D"/>
-        </w:rPr>
-        <w:t>SCHOOL</w:t>
-      </w:r>
-      <w:r>
-        <w:rPr>
-          <w:color w:val="0D0D0D"/>
-          <w:spacing w:val="-4"/>
-        </w:rPr>
-        <w:t xml:space="preserve"> </w:t>
-      </w:r>
-      <w:r>
-        <w:rPr>
-          <w:color w:val="0D0D0D"/>
-        </w:rPr>
-        <w:t>OF</w:t>
-      </w:r>
-      <w:r>
-        <w:rPr>
-          <w:color w:val="0D0D0D"/>
-          <w:spacing w:val="-4"/>
-        </w:rPr>
-        <w:t xml:space="preserve"> </w:t>
-      </w:r>
-      <w:r>
-        <w:rPr>
-          <w:color w:val="0D0D0D"/>
-        </w:rPr>
-        <w:t>MARITIME</w:t>
-      </w:r>
-      <w:r>
-        <w:rPr>
-          <w:color w:val="0D0D0D"/>
-          <w:spacing w:val="-7"/>
-        </w:rPr>
-        <w:t xml:space="preserve"> </w:t>
-      </w:r>
-      <w:r>
-        <w:rPr>
-          <w:color w:val="0D0D0D"/>
-        </w:rPr>
-        <w:t>AND</w:t>
-      </w:r>
-      <w:r>
-        <w:rPr>
-          <w:color w:val="0D0D0D"/>
-          <w:spacing w:val="-4"/>
-        </w:rPr>
-        <w:t xml:space="preserve"> </w:t>
-      </w:r>
-      <w:r>
-        <w:rPr>
-          <w:color w:val="0D0D0D"/>
-        </w:rPr>
-        <w:t>OCEAN</w:t>
-      </w:r>
-      <w:r>
-        <w:rPr>
-          <w:color w:val="0D0D0D"/>
-          <w:spacing w:val="-4"/>
-        </w:rPr>
-        <w:t xml:space="preserve"> </w:t>
-      </w:r>
-      <w:r>
-        <w:rPr>
-          <w:color w:val="0D0D0D"/>
-        </w:rPr>
-        <w:t>SCIENCE</w:t>
-      </w:r>
-      <w:r>
-        <w:rPr>
-          <w:color w:val="0D0D0D"/>
-          <w:spacing w:val="-4"/>
-        </w:rPr>
-        <w:t xml:space="preserve"> </w:t>
-      </w:r>
-      <w:r>
-        <w:rPr>
-          <w:color w:val="0D0D0D"/>
-        </w:rPr>
-        <w:t>AND</w:t>
-      </w:r>
-      <w:r>
-        <w:rPr>
-          <w:color w:val="0D0D0D"/>
-          <w:spacing w:val="-7"/>
-        </w:rPr>
-        <w:t xml:space="preserve"> </w:t>
-      </w:r>
-      <w:r>
-        <w:rPr>
-          <w:color w:val="0D0D0D"/>
-        </w:rPr>
-        <w:t>TECHNOLOGY</w:t>
-      </w:r>
-      <w:r>
-        <w:rPr>
-          <w:color w:val="0D0D0D"/>
-          <w:spacing w:val="40"/>
-        </w:rPr>
-        <w:t xml:space="preserve"> </w:t>
-      </w:r>
-      <w:r>
-        <w:rPr>
-          <w:color w:val="0D0D0D"/>
-          <w:spacing w:val="-2"/>
-        </w:rPr>
-        <w:t>(NASMOST)</w:t>
-      </w:r>
-    </w:p>
-    <w:p>
-      <w:pPr>
-        <w:pStyle w:val="5"/>
-        <w:spacing w:line="183" w:lineRule="exact"/>
-        <w:ind w:left="42"/>
-      </w:pPr>
-      <w:r>
-        <w:t>OCEANOGRAPHY</w:t>
-      </w:r>
-      <w:r>
-        <w:rPr>
-          <w:spacing w:val="-9"/>
-        </w:rPr>
-        <w:t xml:space="preserve"> </w:t>
-      </w:r>
-      <w:r>
-        <w:t>–</w:t>
-      </w:r>
-      <w:r>
-        <w:rPr>
-          <w:spacing w:val="-8"/>
-        </w:rPr>
-        <w:t xml:space="preserve"> </w:t>
-      </w:r>
-      <w:r>
-        <w:t>HYDROGRAPHY</w:t>
-      </w:r>
-      <w:r>
-        <w:rPr>
-          <w:spacing w:val="-9"/>
-        </w:rPr>
-        <w:t xml:space="preserve"> </w:t>
-      </w:r>
-      <w:r>
-        <w:t>–</w:t>
-      </w:r>
-      <w:r>
-        <w:rPr>
-          <w:spacing w:val="-9"/>
-        </w:rPr>
-        <w:t xml:space="preserve"> </w:t>
-      </w:r>
-      <w:r>
-        <w:t>METEORLOGY</w:t>
-      </w:r>
-      <w:r>
-        <w:rPr>
-          <w:spacing w:val="-7"/>
-        </w:rPr>
-        <w:t xml:space="preserve"> </w:t>
-      </w:r>
-      <w:r>
-        <w:t>ENGINEERING</w:t>
-      </w:r>
-      <w:r>
-        <w:rPr>
-          <w:spacing w:val="-9"/>
-        </w:rPr>
-        <w:t xml:space="preserve"> </w:t>
-      </w:r>
-      <w:r>
-        <w:t>DEPARTMENT</w:t>
-      </w:r>
-      <w:r>
-        <w:rPr>
-          <w:spacing w:val="-7"/>
-        </w:rPr>
-        <w:t xml:space="preserve"> </w:t>
-      </w:r>
-      <w:r>
-        <w:rPr>
-          <w:spacing w:val="-2"/>
-        </w:rPr>
-        <w:t>(OHM)</w:t>
-      </w:r>
-    </w:p>
-    <w:p>
-      <w:pPr>
-        <w:tabs>
-          <w:tab w:val="left" w:pos="2082"/>
-          <w:tab w:val="left" w:pos="4142"/>
-        </w:tabs>
-        <w:spacing w:before="0" w:line="183" w:lineRule="exact"/>
-        <w:ind w:left="0" w:right="1887" w:firstLine="0"/>
-        <w:jc w:val="center"/>
-        <w:rPr>
-          <w:sz w:val="16"/>
-        </w:rPr>
-      </w:pPr>
-      <w:r>
-        <w:rPr>
-          <w:color w:val="0D0D0D"/>
-          <w:sz w:val="16"/>
-        </w:rPr>
-        <w:t>PO.BOX:</w:t>
-      </w:r>
-      <w:r>
-        <w:rPr>
-          <w:color w:val="0D0D0D"/>
-          <w:spacing w:val="-6"/>
-          <w:sz w:val="16"/>
-        </w:rPr>
-        <w:t xml:space="preserve"> </w:t>
-      </w:r>
-      <w:r>
-        <w:rPr>
-          <w:color w:val="0D0D0D"/>
-          <w:sz w:val="16"/>
-        </w:rPr>
-        <w:t>292</w:t>
-      </w:r>
-      <w:r>
-        <w:rPr>
-          <w:color w:val="0D0D0D"/>
-          <w:spacing w:val="-2"/>
-          <w:sz w:val="16"/>
-        </w:rPr>
-        <w:t xml:space="preserve"> </w:t>
-      </w:r>
-      <w:r>
-        <w:rPr>
-          <w:color w:val="0D0D0D"/>
-          <w:sz w:val="16"/>
-        </w:rPr>
-        <w:t>Kribi</w:t>
-      </w:r>
-      <w:r>
-        <w:rPr>
-          <w:color w:val="0D0D0D"/>
-          <w:spacing w:val="-3"/>
-          <w:sz w:val="16"/>
-        </w:rPr>
-        <w:t xml:space="preserve"> </w:t>
-      </w:r>
-      <w:r>
-        <w:rPr>
-          <w:color w:val="0D0D0D"/>
-          <w:spacing w:val="-2"/>
-          <w:sz w:val="16"/>
-        </w:rPr>
-        <w:t>(Cameroon)</w:t>
-      </w:r>
-      <w:r>
-        <w:rPr>
-          <w:color w:val="0D0D0D"/>
-          <w:sz w:val="16"/>
-        </w:rPr>
-        <w:tab/>
-      </w:r>
-      <w:r>
-        <w:rPr>
-          <w:color w:val="0D0D0D"/>
-          <w:sz w:val="16"/>
-        </w:rPr>
-        <w:t>Site</w:t>
-      </w:r>
-      <w:r>
-        <w:rPr>
-          <w:color w:val="0D0D0D"/>
-          <w:spacing w:val="-6"/>
-          <w:sz w:val="16"/>
-        </w:rPr>
-        <w:t xml:space="preserve"> </w:t>
-      </w:r>
-      <w:r>
-        <w:rPr>
-          <w:color w:val="0D0D0D"/>
-          <w:sz w:val="16"/>
-        </w:rPr>
-        <w:t>web:</w:t>
-      </w:r>
-      <w:r>
-        <w:rPr>
-          <w:color w:val="0D0D0D"/>
-          <w:spacing w:val="-6"/>
-          <w:sz w:val="16"/>
-        </w:rPr>
-        <w:t xml:space="preserve"> </w:t>
-      </w:r>
-      <w:r>
-        <w:fldChar w:fldCharType="begin"/>
-      </w:r>
-      <w:r>
-        <w:instrText xml:space="preserve"> HYPERLINK "http://www.enstmo-ueb.cm/" \h </w:instrText>
-      </w:r>
-      <w:r>
-        <w:fldChar w:fldCharType="separate"/>
-      </w:r>
-      <w:r>
-        <w:rPr>
-          <w:color w:val="0462C1"/>
-          <w:sz w:val="16"/>
-          <w:u w:val="single" w:color="0462C1"/>
-        </w:rPr>
-        <w:t>www.enstmo-</w:t>
-      </w:r>
-      <w:r>
-        <w:rPr>
-          <w:color w:val="0462C1"/>
-          <w:spacing w:val="-2"/>
-          <w:sz w:val="16"/>
-          <w:u w:val="single" w:color="0462C1"/>
-        </w:rPr>
-        <w:t>ueb.cm</w:t>
-      </w:r>
-      <w:r>
-        <w:rPr>
-          <w:color w:val="0462C1"/>
-          <w:spacing w:val="-2"/>
-          <w:sz w:val="16"/>
-          <w:u w:val="single" w:color="0462C1"/>
-        </w:rPr>
-        <w:fldChar w:fldCharType="end"/>
-      </w:r>
-      <w:r>
-        <w:rPr>
-          <w:color w:val="0462C1"/>
-          <w:sz w:val="16"/>
-        </w:rPr>
-        <w:tab/>
-      </w:r>
-      <w:r>
-        <w:rPr>
-          <w:spacing w:val="-2"/>
-          <w:sz w:val="16"/>
-        </w:rPr>
-        <w:t>Email:</w:t>
-      </w:r>
-      <w:r>
-        <w:rPr>
-          <w:spacing w:val="18"/>
-          <w:sz w:val="16"/>
-        </w:rPr>
-        <w:t xml:space="preserve"> </w:t>
-      </w:r>
-      <w:r>
-        <w:fldChar w:fldCharType="begin"/>
-      </w:r>
-      <w:r>
-        <w:instrText xml:space="preserve"> HYPERLINK "mailto:enstmo@enstmo-ueb.cm" \h </w:instrText>
-      </w:r>
-      <w:r>
-        <w:fldChar w:fldCharType="separate"/>
-      </w:r>
-      <w:r>
-        <w:rPr>
-          <w:spacing w:val="-2"/>
-          <w:sz w:val="16"/>
-        </w:rPr>
-        <w:t>enstmo@enstmo-ueb.cm</w:t>
-      </w:r>
-      <w:r>
-        <w:rPr>
-          <w:spacing w:val="-2"/>
-          <w:sz w:val="16"/>
-        </w:rPr>
-        <w:fldChar w:fldCharType="end"/>
-      </w:r>
-    </w:p>
-    <w:p>
-      <w:pPr>
-        <w:spacing w:after="0" w:line="183" w:lineRule="exact"/>
-        <w:jc w:val="center"/>
-        <w:rPr>
-          <w:sz w:val="16"/>
-        </w:rPr>
-        <w:sectPr>
-          <w:type w:val="continuous"/>
-          <w:pgSz w:w="16840" w:h="11910" w:orient="landscape"/>
-          <w:pgMar w:top="280" w:right="283" w:bottom="280" w:left="283" w:header="720" w:footer="720" w:gutter="0"/>
-          <w:cols w:equalWidth="0" w:num="2">
-            <w:col w:w="7931" w:space="40"/>
-            <w:col w:w="8303"/>
-          </w:cols>
-        </w:sectPr>
-      </w:pPr>
-    </w:p>
-    <w:p>
-      <w:pPr>
-        <w:spacing w:before="8" w:after="1" w:line="240" w:lineRule="auto"/>
-        <w:rPr>
-          <w:sz w:val="16"/>
-        </w:rPr>
-      </w:pPr>
-    </w:p>
     <w:p>
       <w:pPr>
         <w:tabs>
@@ -1154,45 +13,6 @@
           <w:sz w:val="20"/>
         </w:rPr>
       </w:pPr>
-      <w:r>
-        <w:rPr>
-          <w:position w:val="2"/>
-          <w:sz w:val="20"/>
-        </w:rPr>
-        <w:drawing>
-          <wp:inline distT="0" distB="0" distL="0" distR="0">
-            <wp:extent cx="324485" cy="161925"/>
-            <wp:effectExtent l="0" t="0" r="0" b="0"/>
-            <wp:docPr id="3" name="Image 3"/>
-            <wp:cNvGraphicFramePr/>
-            <a:graphic xmlns:a="http://schemas.openxmlformats.org/drawingml/2006/main">
-              <a:graphicData uri="http://schemas.openxmlformats.org/drawingml/2006/picture">
-                <pic:pic xmlns:pic="http://schemas.openxmlformats.org/drawingml/2006/picture">
-                  <pic:nvPicPr>
-                    <pic:cNvPr id="3" name="Image 3"/>
-                    <pic:cNvPicPr/>
-                  </pic:nvPicPr>
-                  <pic:blipFill>
-                    <a:blip r:embed="rId8" cstate="print"/>
-                    <a:stretch>
-                      <a:fillRect/>
-                    </a:stretch>
-                  </pic:blipFill>
-                  <pic:spPr>
-                    <a:xfrm>
-                      <a:off x="0" y="0"/>
-                      <a:ext cx="324772" cy="161925"/>
-                    </a:xfrm>
-                    <a:prstGeom prst="rect">
-                      <a:avLst/>
-                    </a:prstGeom>
-                  </pic:spPr>
-                </pic:pic>
-              </a:graphicData>
-            </a:graphic>
-          </wp:inline>
-        </w:drawing>
-      </w:r>
       <w:r>
         <w:rPr>
           <w:position w:val="2"/>
@@ -1218,7 +38,7 @@
                     <pic:cNvPicPr/>
                   </pic:nvPicPr>
                   <pic:blipFill>
-                    <a:blip r:embed="rId9" cstate="print"/>
+                    <a:blip r:embed="rId7" cstate="print"/>
                     <a:stretch>
                       <a:fillRect/>
                     </a:stretch>
@@ -1246,11 +66,38 @@
           <w:sz w:val="20"/>
         </w:rPr>
         <w:sectPr>
+          <w:headerReference r:id="rId5" w:type="default"/>
           <w:type w:val="continuous"/>
           <w:pgSz w:w="16840" w:h="11910" w:orient="landscape"/>
           <w:pgMar w:top="280" w:right="283" w:bottom="280" w:left="283" w:header="720" w:footer="720" w:gutter="0"/>
           <w:cols w:space="720" w:num="1"/>
         </w:sectPr>
+      </w:pPr>
+    </w:p>
+    <w:p>
+      <w:pPr>
+        <w:tabs>
+          <w:tab w:val="left" w:pos="2854"/>
+        </w:tabs>
+        <w:spacing w:before="31"/>
+        <w:ind w:left="1133" w:right="0" w:firstLine="0"/>
+        <w:jc w:val="left"/>
+        <w:rPr>
+          <w:sz w:val="22"/>
+        </w:rPr>
+      </w:pPr>
+    </w:p>
+    <w:p>
+      <w:pPr>
+        <w:tabs>
+          <w:tab w:val="left" w:pos="2854"/>
+        </w:tabs>
+        <w:spacing w:before="31"/>
+        <w:ind w:left="1133" w:right="0" w:firstLine="0"/>
+        <w:jc w:val="left"/>
+        <w:rPr>
+          <w:sz w:val="22"/>
+        </w:rPr>
       </w:pPr>
     </w:p>
     <w:p>
@@ -1311,10 +158,11 @@
       </w:r>
       <w:r>
         <w:rPr>
-          <w:rFonts w:ascii="Arial Narrow" w:hAnsi="Arial Narrow" w:cs="Times New Roman"/>
+          <w:rFonts w:hint="default" w:cs="Times New Roman"/>
           <w:b/>
+          <w:lang/>
         </w:rPr>
-        <w:t xml:space="preserve">SECOND </w:t>
+        <w:t xml:space="preserve">PREMIER </w:t>
       </w:r>
       <w:r>
         <w:rPr>
@@ -1433,8 +281,9 @@
         <w:jc w:val="center"/>
         <w:textAlignment w:val="auto"/>
         <w:rPr>
-          <w:rFonts w:ascii="Arial Narrow" w:hAnsi="Arial Narrow" w:cs="Times New Roman"/>
+          <w:rFonts w:hint="default" w:ascii="Arial Narrow" w:hAnsi="Arial Narrow" w:cs="Times New Roman"/>
           <w:bCs/>
+          <w:lang/>
         </w:rPr>
       </w:pPr>
       <w:r>
@@ -1442,15 +291,7 @@
           <w:rFonts w:hint="default" w:ascii="Arial Narrow" w:hAnsi="Arial Narrow" w:cs="Times New Roman"/>
           <w:b/>
         </w:rPr>
-        <w:t>4</w:t>
-      </w:r>
-      <w:r>
-        <w:rPr>
-          <w:rFonts w:hint="default" w:ascii="Arial Narrow" w:hAnsi="Arial Narrow" w:cs="Times New Roman"/>
-          <w:b/>
-          <w:lang/>
-        </w:rPr>
-        <w:t>OHM</w:t>
+        <w:t>4OHM</w:t>
       </w:r>
       <w:r>
         <w:rPr>
@@ -1490,11 +331,33 @@
       </w:r>
       <w:r>
         <w:rPr>
-          <w:rFonts w:hint="default" w:ascii="Arial Narrow" w:hAnsi="Arial Narrow" w:cs="Times New Roman"/>
+          <w:rFonts w:hint="default" w:cs="Times New Roman"/>
           <w:bCs/>
           <w:lang/>
         </w:rPr>
-        <w:t>Océanographie-Hydrographie-Météorlogie</w:t>
+        <w:t xml:space="preserve">GENIE </w:t>
+      </w:r>
+      <w:r>
+        <w:rPr>
+          <w:rFonts w:hint="default" w:ascii="Arial Narrow" w:hAnsi="Arial Narrow" w:cs="Times New Roman"/>
+          <w:bCs/>
+        </w:rPr>
+        <w:t>OCÉANOGRAPHIE-HYDROGRAPHIE-MÉTÉOR</w:t>
+      </w:r>
+      <w:r>
+        <w:rPr>
+          <w:rFonts w:hint="default" w:cs="Times New Roman"/>
+          <w:bCs/>
+          <w:lang/>
+        </w:rPr>
+        <w:t>O</w:t>
+      </w:r>
+      <w:r>
+        <w:rPr>
+          <w:rFonts w:hint="default" w:ascii="Arial Narrow" w:hAnsi="Arial Narrow" w:cs="Times New Roman"/>
+          <w:bCs/>
+        </w:rPr>
+        <w:t>LOGIE</w:t>
       </w:r>
       <w:r>
         <w:rPr>
@@ -1546,7 +409,15 @@
           <w:rFonts w:ascii="Arial Narrow" w:hAnsi="Arial Narrow" w:cs="Times New Roman"/>
           <w:bCs/>
         </w:rPr>
-        <w:t>Dr. ASSENE MVONGO</w:t>
+        <w:t xml:space="preserve">Dr. </w:t>
+      </w:r>
+      <w:r>
+        <w:rPr>
+          <w:rFonts w:hint="default" w:cs="Times New Roman"/>
+          <w:bCs/>
+          <w:lang/>
+        </w:rPr>
+        <w:t>MOUSTAPHA MOUSSA</w:t>
       </w:r>
     </w:p>
     <w:p>
@@ -1572,7 +443,6 @@
           <w:rFonts w:hint="default" w:ascii="Arial Narrow" w:hAnsi="Arial Narrow" w:cs="Times New Roman"/>
           <w:b/>
           <w:sz w:val="6"/>
-          <w:lang/>
         </w:rPr>
       </w:pPr>
       <w:r>
@@ -1594,12 +464,9 @@
         <w:rPr>
           <w:rFonts w:hint="default" w:ascii="Arial Narrow" w:hAnsi="Arial Narrow" w:cs="Times New Roman"/>
           <w:b/>
-          <w:lang/>
         </w:rPr>
         <w:t>4</w:t>
       </w:r>
-      <w:bookmarkStart w:id="0" w:name="_GoBack"/>
-      <w:bookmarkEnd w:id="0"/>
     </w:p>
     <w:p>
       <w:pPr>
@@ -1639,7 +506,6 @@
           <w:b/>
           <w:color w:val="0000FF"/>
           <w:sz w:val="24"/>
-          <w:lang/>
         </w:rPr>
         <w:t>7</w:t>
       </w:r>
@@ -1767,7 +633,7 @@
           </w:tcPr>
           <w:p>
             <w:pPr>
-              <w:pStyle w:val="8"/>
+              <w:pStyle w:val="11"/>
               <w:spacing w:before="2" w:line="232" w:lineRule="exact"/>
               <w:ind w:left="268"/>
               <w:jc w:val="left"/>
@@ -1790,7 +656,7 @@
           </w:tcPr>
           <w:p>
             <w:pPr>
-              <w:pStyle w:val="8"/>
+              <w:pStyle w:val="11"/>
               <w:spacing w:before="2" w:line="232" w:lineRule="exact"/>
               <w:ind w:left="10"/>
               <w:rPr>
@@ -1812,7 +678,7 @@
           </w:tcPr>
           <w:p>
             <w:pPr>
-              <w:pStyle w:val="8"/>
+              <w:pStyle w:val="11"/>
               <w:spacing w:before="2" w:line="232" w:lineRule="exact"/>
               <w:ind w:left="7"/>
               <w:rPr>
@@ -1834,7 +700,7 @@
           </w:tcPr>
           <w:p>
             <w:pPr>
-              <w:pStyle w:val="8"/>
+              <w:pStyle w:val="11"/>
               <w:spacing w:before="2" w:line="232" w:lineRule="exact"/>
               <w:ind w:left="709"/>
               <w:jc w:val="left"/>
@@ -1857,7 +723,7 @@
           </w:tcPr>
           <w:p>
             <w:pPr>
-              <w:pStyle w:val="8"/>
+              <w:pStyle w:val="11"/>
               <w:spacing w:before="2" w:line="232" w:lineRule="exact"/>
               <w:ind w:left="8"/>
               <w:rPr>
@@ -1879,7 +745,7 @@
           </w:tcPr>
           <w:p>
             <w:pPr>
-              <w:pStyle w:val="8"/>
+              <w:pStyle w:val="11"/>
               <w:spacing w:before="2" w:line="232" w:lineRule="exact"/>
               <w:ind w:left="700"/>
               <w:jc w:val="left"/>
@@ -1902,7 +768,7 @@
           </w:tcPr>
           <w:p>
             <w:pPr>
-              <w:pStyle w:val="8"/>
+              <w:pStyle w:val="11"/>
               <w:spacing w:before="2" w:line="232" w:lineRule="exact"/>
               <w:ind w:left="8"/>
               <w:rPr>
@@ -1924,7 +790,7 @@
           </w:tcPr>
           <w:p>
             <w:pPr>
-              <w:pStyle w:val="8"/>
+              <w:pStyle w:val="11"/>
               <w:spacing w:before="2" w:line="232" w:lineRule="exact"/>
               <w:ind w:left="725"/>
               <w:jc w:val="left"/>
@@ -1968,7 +834,7 @@
           </w:tcPr>
           <w:p>
             <w:pPr>
-              <w:pStyle w:val="8"/>
+              <w:pStyle w:val="11"/>
               <w:jc w:val="left"/>
               <w:rPr>
                 <w:b/>
@@ -1978,7 +844,7 @@
           </w:p>
           <w:p>
             <w:pPr>
-              <w:pStyle w:val="8"/>
+              <w:pStyle w:val="11"/>
               <w:jc w:val="left"/>
               <w:rPr>
                 <w:b/>
@@ -1988,7 +854,7 @@
           </w:p>
           <w:p>
             <w:pPr>
-              <w:pStyle w:val="8"/>
+              <w:pStyle w:val="11"/>
               <w:jc w:val="left"/>
               <w:rPr>
                 <w:b/>
@@ -1998,7 +864,7 @@
           </w:p>
           <w:p>
             <w:pPr>
-              <w:pStyle w:val="8"/>
+              <w:pStyle w:val="11"/>
               <w:spacing w:before="48"/>
               <w:jc w:val="left"/>
               <w:rPr>
@@ -2009,7 +875,7 @@
           </w:p>
           <w:p>
             <w:pPr>
-              <w:pStyle w:val="8"/>
+              <w:pStyle w:val="11"/>
               <w:ind w:left="513" w:right="302" w:hanging="202"/>
               <w:jc w:val="left"/>
               <w:rPr>
@@ -2051,7 +917,7 @@
           </w:p>
           <w:p>
             <w:pPr>
-              <w:pStyle w:val="8"/>
+              <w:pStyle w:val="11"/>
               <w:spacing w:line="252" w:lineRule="exact"/>
               <w:ind w:left="261"/>
               <w:jc w:val="left"/>
@@ -2080,7 +946,7 @@
           </w:tcPr>
           <w:p>
             <w:pPr>
-              <w:pStyle w:val="8"/>
+              <w:pStyle w:val="11"/>
               <w:spacing w:before="47"/>
               <w:jc w:val="left"/>
               <w:rPr>
@@ -2091,7 +957,7 @@
           </w:p>
           <w:p>
             <w:pPr>
-              <w:pStyle w:val="8"/>
+              <w:pStyle w:val="11"/>
               <w:spacing w:line="252" w:lineRule="exact"/>
               <w:ind w:left="11"/>
               <w:rPr>
@@ -2118,7 +984,7 @@
           </w:p>
           <w:p>
             <w:pPr>
-              <w:pStyle w:val="8"/>
+              <w:pStyle w:val="11"/>
               <w:ind w:left="124" w:right="117"/>
               <w:rPr>
                 <w:sz w:val="22"/>
@@ -2153,7 +1019,7 @@
           </w:p>
           <w:p>
             <w:pPr>
-              <w:pStyle w:val="8"/>
+              <w:pStyle w:val="11"/>
               <w:spacing w:before="241"/>
               <w:ind w:left="488" w:right="477"/>
               <w:rPr>
@@ -2186,7 +1052,7 @@
           </w:p>
           <w:p>
             <w:pPr>
-              <w:pStyle w:val="8"/>
+              <w:pStyle w:val="11"/>
               <w:ind w:left="124" w:right="115"/>
               <w:rPr>
                 <w:sz w:val="22"/>
@@ -2292,7 +1158,7 @@
           </w:p>
           <w:p>
             <w:pPr>
-              <w:pStyle w:val="8"/>
+              <w:pStyle w:val="11"/>
               <w:spacing w:line="252" w:lineRule="exact"/>
               <w:ind w:left="9"/>
               <w:rPr>
@@ -2352,7 +1218,7 @@
           </w:tcPr>
           <w:p>
             <w:pPr>
-              <w:pStyle w:val="8"/>
+              <w:pStyle w:val="11"/>
               <w:spacing w:before="47"/>
               <w:jc w:val="left"/>
               <w:rPr>
@@ -2363,7 +1229,7 @@
           </w:p>
           <w:p>
             <w:pPr>
-              <w:pStyle w:val="8"/>
+              <w:pStyle w:val="11"/>
               <w:spacing w:line="252" w:lineRule="exact"/>
               <w:ind w:left="8"/>
               <w:rPr>
@@ -2390,7 +1256,7 @@
           </w:p>
           <w:p>
             <w:pPr>
-              <w:pStyle w:val="8"/>
+              <w:pStyle w:val="11"/>
               <w:ind w:left="319" w:right="310"/>
               <w:rPr>
                 <w:sz w:val="22"/>
@@ -2425,7 +1291,7 @@
           </w:p>
           <w:p>
             <w:pPr>
-              <w:pStyle w:val="8"/>
+              <w:pStyle w:val="11"/>
               <w:spacing w:before="241"/>
               <w:ind w:left="397" w:right="388"/>
               <w:rPr>
@@ -2458,7 +1324,7 @@
           </w:p>
           <w:p>
             <w:pPr>
-              <w:pStyle w:val="8"/>
+              <w:pStyle w:val="11"/>
               <w:ind w:left="35" w:right="24"/>
               <w:rPr>
                 <w:sz w:val="22"/>
@@ -2564,7 +1430,7 @@
           </w:p>
           <w:p>
             <w:pPr>
-              <w:pStyle w:val="8"/>
+              <w:pStyle w:val="11"/>
               <w:spacing w:line="252" w:lineRule="exact"/>
               <w:ind w:left="11"/>
               <w:rPr>
@@ -2624,7 +1490,7 @@
           </w:tcPr>
           <w:p>
             <w:pPr>
-              <w:pStyle w:val="8"/>
+              <w:pStyle w:val="11"/>
               <w:spacing w:before="47"/>
               <w:jc w:val="left"/>
               <w:rPr>
@@ -2635,7 +1501,7 @@
           </w:p>
           <w:p>
             <w:pPr>
-              <w:pStyle w:val="8"/>
+              <w:pStyle w:val="11"/>
               <w:spacing w:line="252" w:lineRule="exact"/>
               <w:ind w:left="6"/>
               <w:rPr>
@@ -2662,7 +1528,7 @@
           </w:p>
           <w:p>
             <w:pPr>
-              <w:pStyle w:val="8"/>
+              <w:pStyle w:val="11"/>
               <w:ind w:left="148" w:right="140"/>
               <w:rPr>
                 <w:sz w:val="22"/>
@@ -2697,7 +1563,7 @@
           </w:p>
           <w:p>
             <w:pPr>
-              <w:pStyle w:val="8"/>
+              <w:pStyle w:val="11"/>
               <w:spacing w:before="241"/>
               <w:ind w:left="510" w:right="504"/>
               <w:rPr>
@@ -2730,7 +1596,7 @@
           </w:p>
           <w:p>
             <w:pPr>
-              <w:pStyle w:val="8"/>
+              <w:pStyle w:val="11"/>
               <w:ind w:left="149" w:right="140"/>
               <w:rPr>
                 <w:sz w:val="22"/>
@@ -2836,7 +1702,7 @@
           </w:p>
           <w:p>
             <w:pPr>
-              <w:pStyle w:val="8"/>
+              <w:pStyle w:val="11"/>
               <w:spacing w:line="252" w:lineRule="exact"/>
               <w:ind w:left="9"/>
               <w:rPr>
@@ -2896,7 +1762,7 @@
           </w:tcPr>
           <w:p>
             <w:pPr>
-              <w:pStyle w:val="8"/>
+              <w:pStyle w:val="11"/>
               <w:spacing w:before="180" w:line="252" w:lineRule="exact"/>
               <w:ind w:left="4"/>
               <w:rPr>
@@ -2923,7 +1789,7 @@
           </w:p>
           <w:p>
             <w:pPr>
-              <w:pStyle w:val="8"/>
+              <w:pStyle w:val="11"/>
               <w:ind w:left="165" w:right="160" w:hanging="1"/>
               <w:rPr>
                 <w:sz w:val="22"/>
@@ -2964,7 +1830,7 @@
           </w:p>
           <w:p>
             <w:pPr>
-              <w:pStyle w:val="8"/>
+              <w:pStyle w:val="11"/>
               <w:spacing w:before="241"/>
               <w:ind w:left="335" w:right="329"/>
               <w:rPr>
@@ -2997,7 +1863,7 @@
           </w:p>
           <w:p>
             <w:pPr>
-              <w:pStyle w:val="8"/>
+              <w:pStyle w:val="11"/>
               <w:spacing w:before="251"/>
               <w:ind w:left="148" w:right="140"/>
               <w:rPr>
@@ -3104,7 +1970,7 @@
           </w:p>
           <w:p>
             <w:pPr>
-              <w:pStyle w:val="8"/>
+              <w:pStyle w:val="11"/>
               <w:spacing w:line="252" w:lineRule="exact"/>
               <w:ind w:left="7"/>
               <w:rPr>
@@ -3164,7 +2030,7 @@
           </w:tcPr>
           <w:p>
             <w:pPr>
-              <w:pStyle w:val="8"/>
+              <w:pStyle w:val="11"/>
               <w:spacing w:before="47"/>
               <w:jc w:val="left"/>
               <w:rPr>
@@ -3175,7 +2041,7 @@
           </w:p>
           <w:p>
             <w:pPr>
-              <w:pStyle w:val="8"/>
+              <w:pStyle w:val="11"/>
               <w:spacing w:line="252" w:lineRule="exact"/>
               <w:ind w:left="11"/>
               <w:rPr>
@@ -3202,7 +2068,7 @@
           </w:p>
           <w:p>
             <w:pPr>
-              <w:pStyle w:val="8"/>
+              <w:pStyle w:val="11"/>
               <w:ind w:left="167" w:right="160" w:hanging="1"/>
               <w:rPr>
                 <w:sz w:val="22"/>
@@ -3243,7 +2109,7 @@
           </w:p>
           <w:p>
             <w:pPr>
-              <w:pStyle w:val="8"/>
+              <w:pStyle w:val="11"/>
               <w:spacing w:before="242"/>
               <w:ind w:left="337" w:right="329"/>
               <w:rPr>
@@ -3276,7 +2142,7 @@
           </w:p>
           <w:p>
             <w:pPr>
-              <w:pStyle w:val="8"/>
+              <w:pStyle w:val="11"/>
               <w:spacing w:before="251"/>
               <w:ind w:left="149" w:right="141"/>
               <w:rPr>
@@ -3383,7 +2249,7 @@
           </w:p>
           <w:p>
             <w:pPr>
-              <w:pStyle w:val="8"/>
+              <w:pStyle w:val="11"/>
               <w:spacing w:line="252" w:lineRule="exact"/>
               <w:ind w:left="8"/>
               <w:rPr>
@@ -3443,7 +2309,7 @@
           </w:tcPr>
           <w:p>
             <w:pPr>
-              <w:pStyle w:val="8"/>
+              <w:pStyle w:val="11"/>
               <w:spacing w:before="240" w:line="252" w:lineRule="exact"/>
               <w:ind w:left="7"/>
               <w:rPr>
@@ -3470,7 +2336,7 @@
           </w:p>
           <w:p>
             <w:pPr>
-              <w:pStyle w:val="8"/>
+              <w:pStyle w:val="11"/>
               <w:ind w:left="239" w:right="230" w:hanging="1"/>
               <w:rPr>
                 <w:sz w:val="22"/>
@@ -3511,7 +2377,7 @@
           </w:p>
           <w:p>
             <w:pPr>
-              <w:pStyle w:val="8"/>
+              <w:pStyle w:val="11"/>
               <w:spacing w:before="241"/>
               <w:ind w:left="408" w:right="400"/>
               <w:rPr>
@@ -3544,7 +2410,7 @@
           </w:p>
           <w:p>
             <w:pPr>
-              <w:pStyle w:val="8"/>
+              <w:pStyle w:val="11"/>
               <w:spacing w:before="252"/>
               <w:ind w:left="220" w:right="210"/>
               <w:rPr>
@@ -3651,7 +2517,7 @@
           </w:p>
           <w:p>
             <w:pPr>
-              <w:pStyle w:val="8"/>
+              <w:pStyle w:val="11"/>
               <w:spacing w:line="252" w:lineRule="exact"/>
               <w:ind w:left="10"/>
               <w:rPr>
@@ -3711,7 +2577,7 @@
           </w:tcPr>
           <w:p>
             <w:pPr>
-              <w:pStyle w:val="8"/>
+              <w:pStyle w:val="11"/>
               <w:spacing w:before="240" w:line="252" w:lineRule="exact"/>
               <w:ind w:left="7"/>
               <w:rPr>
@@ -3738,7 +2604,7 @@
           </w:p>
           <w:p>
             <w:pPr>
-              <w:pStyle w:val="8"/>
+              <w:pStyle w:val="11"/>
               <w:ind w:left="238" w:right="230" w:hanging="1"/>
               <w:rPr>
                 <w:sz w:val="22"/>
@@ -3779,7 +2645,7 @@
           </w:p>
           <w:p>
             <w:pPr>
-              <w:pStyle w:val="8"/>
+              <w:pStyle w:val="11"/>
               <w:spacing w:before="241"/>
               <w:ind w:left="408" w:right="399"/>
               <w:rPr>
@@ -3812,7 +2678,7 @@
           </w:p>
           <w:p>
             <w:pPr>
-              <w:pStyle w:val="8"/>
+              <w:pStyle w:val="11"/>
               <w:spacing w:before="252"/>
               <w:ind w:left="220" w:right="211"/>
               <w:rPr>
@@ -3919,7 +2785,7 @@
           </w:p>
           <w:p>
             <w:pPr>
-              <w:pStyle w:val="8"/>
+              <w:pStyle w:val="11"/>
               <w:spacing w:line="252" w:lineRule="exact"/>
               <w:ind w:left="9"/>
               <w:rPr>
@@ -4000,7 +2866,7 @@
           </w:tcPr>
           <w:p>
             <w:pPr>
-              <w:pStyle w:val="8"/>
+              <w:pStyle w:val="11"/>
               <w:jc w:val="left"/>
               <w:rPr>
                 <w:rFonts w:ascii="Times New Roman"/>
@@ -4017,7 +2883,7 @@
           </w:tcPr>
           <w:p>
             <w:pPr>
-              <w:pStyle w:val="8"/>
+              <w:pStyle w:val="11"/>
               <w:spacing w:before="33"/>
               <w:ind w:left="4"/>
               <w:rPr>
@@ -4102,7 +2968,7 @@
           </w:tcPr>
           <w:p>
             <w:pPr>
-              <w:pStyle w:val="8"/>
+              <w:pStyle w:val="11"/>
               <w:jc w:val="left"/>
               <w:rPr>
                 <w:rFonts w:ascii="Times New Roman"/>
@@ -4138,7 +3004,7 @@
           </w:tcPr>
           <w:p>
             <w:pPr>
-              <w:pStyle w:val="8"/>
+              <w:pStyle w:val="11"/>
               <w:jc w:val="left"/>
               <w:rPr>
                 <w:b/>
@@ -4148,7 +3014,7 @@
           </w:p>
           <w:p>
             <w:pPr>
-              <w:pStyle w:val="8"/>
+              <w:pStyle w:val="11"/>
               <w:jc w:val="left"/>
               <w:rPr>
                 <w:b/>
@@ -4158,7 +3024,7 @@
           </w:p>
           <w:p>
             <w:pPr>
-              <w:pStyle w:val="8"/>
+              <w:pStyle w:val="11"/>
               <w:spacing w:before="238"/>
               <w:jc w:val="left"/>
               <w:rPr>
@@ -4169,7 +3035,7 @@
           </w:p>
           <w:p>
             <w:pPr>
-              <w:pStyle w:val="8"/>
+              <w:pStyle w:val="11"/>
               <w:ind w:left="513" w:right="251" w:hanging="252"/>
               <w:jc w:val="left"/>
               <w:rPr>
@@ -4211,7 +3077,7 @@
           </w:p>
           <w:p>
             <w:pPr>
-              <w:pStyle w:val="8"/>
+              <w:pStyle w:val="11"/>
               <w:spacing w:before="3"/>
               <w:ind w:left="261"/>
               <w:jc w:val="left"/>
@@ -4240,7 +3106,7 @@
           </w:tcPr>
           <w:p>
             <w:pPr>
-              <w:pStyle w:val="8"/>
+              <w:pStyle w:val="11"/>
               <w:spacing w:before="240" w:line="252" w:lineRule="exact"/>
               <w:ind w:left="11"/>
               <w:rPr>
@@ -4267,7 +3133,7 @@
           </w:p>
           <w:p>
             <w:pPr>
-              <w:pStyle w:val="8"/>
+              <w:pStyle w:val="11"/>
               <w:ind w:left="124" w:right="117"/>
               <w:rPr>
                 <w:sz w:val="22"/>
@@ -4302,7 +3168,7 @@
           </w:p>
           <w:p>
             <w:pPr>
-              <w:pStyle w:val="8"/>
+              <w:pStyle w:val="11"/>
               <w:spacing w:before="239"/>
               <w:ind w:left="488" w:right="477"/>
               <w:rPr>
@@ -4335,7 +3201,7 @@
           </w:p>
           <w:p>
             <w:pPr>
-              <w:pStyle w:val="8"/>
+              <w:pStyle w:val="11"/>
               <w:spacing w:before="1"/>
               <w:ind w:left="124" w:right="115"/>
               <w:rPr>
@@ -4442,7 +3308,7 @@
           </w:p>
           <w:p>
             <w:pPr>
-              <w:pStyle w:val="8"/>
+              <w:pStyle w:val="11"/>
               <w:spacing w:line="233" w:lineRule="exact"/>
               <w:ind w:left="9"/>
               <w:rPr>
@@ -4502,7 +3368,7 @@
           </w:tcPr>
           <w:p>
             <w:pPr>
-              <w:pStyle w:val="8"/>
+              <w:pStyle w:val="11"/>
               <w:spacing w:before="240" w:line="252" w:lineRule="exact"/>
               <w:ind w:left="8"/>
               <w:rPr>
@@ -4529,7 +3395,7 @@
           </w:p>
           <w:p>
             <w:pPr>
-              <w:pStyle w:val="8"/>
+              <w:pStyle w:val="11"/>
               <w:ind w:left="319" w:right="310"/>
               <w:rPr>
                 <w:sz w:val="22"/>
@@ -4564,7 +3430,7 @@
           </w:p>
           <w:p>
             <w:pPr>
-              <w:pStyle w:val="8"/>
+              <w:pStyle w:val="11"/>
               <w:spacing w:before="239"/>
               <w:ind w:left="397" w:right="388"/>
               <w:rPr>
@@ -4597,7 +3463,7 @@
           </w:p>
           <w:p>
             <w:pPr>
-              <w:pStyle w:val="8"/>
+              <w:pStyle w:val="11"/>
               <w:spacing w:before="1"/>
               <w:ind w:left="35" w:right="24"/>
               <w:rPr>
@@ -4704,7 +3570,7 @@
           </w:p>
           <w:p>
             <w:pPr>
-              <w:pStyle w:val="8"/>
+              <w:pStyle w:val="11"/>
               <w:spacing w:line="233" w:lineRule="exact"/>
               <w:ind w:left="11"/>
               <w:rPr>
@@ -4764,7 +3630,7 @@
           </w:tcPr>
           <w:p>
             <w:pPr>
-              <w:pStyle w:val="8"/>
+              <w:pStyle w:val="11"/>
               <w:spacing w:before="240" w:line="252" w:lineRule="exact"/>
               <w:ind w:left="6"/>
               <w:rPr>
@@ -4791,7 +3657,7 @@
           </w:p>
           <w:p>
             <w:pPr>
-              <w:pStyle w:val="8"/>
+              <w:pStyle w:val="11"/>
               <w:ind w:left="148" w:right="140"/>
               <w:rPr>
                 <w:sz w:val="22"/>
@@ -4826,7 +3692,7 @@
           </w:p>
           <w:p>
             <w:pPr>
-              <w:pStyle w:val="8"/>
+              <w:pStyle w:val="11"/>
               <w:spacing w:before="239"/>
               <w:ind w:left="510" w:right="504"/>
               <w:rPr>
@@ -4859,7 +3725,7 @@
           </w:p>
           <w:p>
             <w:pPr>
-              <w:pStyle w:val="8"/>
+              <w:pStyle w:val="11"/>
               <w:spacing w:before="1"/>
               <w:ind w:left="149" w:right="140"/>
               <w:rPr>
@@ -4966,7 +3832,7 @@
           </w:p>
           <w:p>
             <w:pPr>
-              <w:pStyle w:val="8"/>
+              <w:pStyle w:val="11"/>
               <w:spacing w:line="233" w:lineRule="exact"/>
               <w:ind w:left="9"/>
               <w:rPr>
@@ -5026,7 +3892,7 @@
           </w:tcPr>
           <w:p>
             <w:pPr>
-              <w:pStyle w:val="8"/>
+              <w:pStyle w:val="11"/>
               <w:spacing w:before="245" w:line="252" w:lineRule="exact"/>
               <w:ind w:left="4"/>
               <w:rPr>
@@ -5053,7 +3919,7 @@
           </w:p>
           <w:p>
             <w:pPr>
-              <w:pStyle w:val="8"/>
+              <w:pStyle w:val="11"/>
               <w:ind w:left="165" w:right="160" w:hanging="1"/>
               <w:rPr>
                 <w:sz w:val="22"/>
@@ -5094,7 +3960,7 @@
           </w:p>
           <w:p>
             <w:pPr>
-              <w:pStyle w:val="8"/>
+              <w:pStyle w:val="11"/>
               <w:spacing w:before="241"/>
               <w:ind w:left="335" w:right="329"/>
               <w:rPr>
@@ -5127,7 +3993,7 @@
           </w:p>
           <w:p>
             <w:pPr>
-              <w:pStyle w:val="8"/>
+              <w:pStyle w:val="11"/>
               <w:ind w:left="148" w:right="140"/>
               <w:rPr>
                 <w:sz w:val="22"/>
@@ -5233,7 +4099,7 @@
           </w:p>
           <w:p>
             <w:pPr>
-              <w:pStyle w:val="8"/>
+              <w:pStyle w:val="11"/>
               <w:spacing w:before="1"/>
               <w:ind w:left="7"/>
               <w:rPr>
@@ -5293,7 +4159,7 @@
           </w:tcPr>
           <w:p>
             <w:pPr>
-              <w:pStyle w:val="8"/>
+              <w:pStyle w:val="11"/>
               <w:spacing w:before="245" w:line="252" w:lineRule="exact"/>
               <w:ind w:left="6"/>
               <w:rPr>
@@ -5320,7 +4186,7 @@
           </w:p>
           <w:p>
             <w:pPr>
-              <w:pStyle w:val="8"/>
+              <w:pStyle w:val="11"/>
               <w:ind w:left="167" w:right="160" w:hanging="1"/>
               <w:rPr>
                 <w:sz w:val="22"/>
@@ -5361,7 +4227,7 @@
           </w:p>
           <w:p>
             <w:pPr>
-              <w:pStyle w:val="8"/>
+              <w:pStyle w:val="11"/>
               <w:spacing w:before="241"/>
               <w:ind w:left="337" w:right="329"/>
               <w:rPr>
@@ -5394,7 +4260,7 @@
           </w:p>
           <w:p>
             <w:pPr>
-              <w:pStyle w:val="8"/>
+              <w:pStyle w:val="11"/>
               <w:ind w:left="149" w:right="141"/>
               <w:rPr>
                 <w:sz w:val="22"/>
@@ -5500,7 +4366,7 @@
           </w:p>
           <w:p>
             <w:pPr>
-              <w:pStyle w:val="8"/>
+              <w:pStyle w:val="11"/>
               <w:spacing w:before="1"/>
               <w:ind w:left="8"/>
               <w:rPr>
@@ -5560,7 +4426,7 @@
           </w:tcPr>
           <w:p>
             <w:pPr>
-              <w:pStyle w:val="8"/>
+              <w:pStyle w:val="11"/>
               <w:spacing w:before="245" w:line="252" w:lineRule="exact"/>
               <w:ind w:left="7"/>
               <w:rPr>
@@ -5587,7 +4453,7 @@
           </w:p>
           <w:p>
             <w:pPr>
-              <w:pStyle w:val="8"/>
+              <w:pStyle w:val="11"/>
               <w:ind w:left="239" w:right="230" w:hanging="1"/>
               <w:rPr>
                 <w:sz w:val="22"/>
@@ -5628,7 +4494,7 @@
           </w:p>
           <w:p>
             <w:pPr>
-              <w:pStyle w:val="8"/>
+              <w:pStyle w:val="11"/>
               <w:spacing w:before="241"/>
               <w:ind w:left="408" w:right="400"/>
               <w:rPr>
@@ -5661,7 +4527,7 @@
           </w:p>
           <w:p>
             <w:pPr>
-              <w:pStyle w:val="8"/>
+              <w:pStyle w:val="11"/>
               <w:ind w:left="220" w:right="210"/>
               <w:rPr>
                 <w:sz w:val="22"/>
@@ -5767,7 +4633,7 @@
           </w:p>
           <w:p>
             <w:pPr>
-              <w:pStyle w:val="8"/>
+              <w:pStyle w:val="11"/>
               <w:spacing w:before="1"/>
               <w:ind w:left="10"/>
               <w:rPr>
@@ -5827,7 +4693,7 @@
           </w:tcPr>
           <w:p>
             <w:pPr>
-              <w:pStyle w:val="8"/>
+              <w:pStyle w:val="11"/>
               <w:spacing w:before="245" w:line="252" w:lineRule="exact"/>
               <w:ind w:left="7"/>
               <w:rPr>
@@ -5854,7 +4720,7 @@
           </w:p>
           <w:p>
             <w:pPr>
-              <w:pStyle w:val="8"/>
+              <w:pStyle w:val="11"/>
               <w:ind w:left="238" w:right="230" w:hanging="1"/>
               <w:rPr>
                 <w:sz w:val="22"/>
@@ -5895,7 +4761,7 @@
           </w:p>
           <w:p>
             <w:pPr>
-              <w:pStyle w:val="8"/>
+              <w:pStyle w:val="11"/>
               <w:spacing w:before="241"/>
               <w:ind w:left="408" w:right="399"/>
               <w:rPr>
@@ -5928,7 +4794,7 @@
           </w:p>
           <w:p>
             <w:pPr>
-              <w:pStyle w:val="8"/>
+              <w:pStyle w:val="11"/>
               <w:ind w:left="220" w:right="211"/>
               <w:rPr>
                 <w:sz w:val="22"/>
@@ -6034,7 +4900,7 @@
           </w:p>
           <w:p>
             <w:pPr>
-              <w:pStyle w:val="8"/>
+              <w:pStyle w:val="11"/>
               <w:spacing w:before="1"/>
               <w:ind w:left="9"/>
               <w:rPr>
@@ -6100,6 +4966,8 @@
           <w:sz w:val="24"/>
         </w:rPr>
       </w:pPr>
+      <w:bookmarkStart w:id="0" w:name="_GoBack"/>
+      <w:bookmarkEnd w:id="0"/>
       <w:r>
         <w:rPr>
           <w:b/>
@@ -6178,6 +5046,893 @@
 </w:footnotes>
 </file>
 
+<file path=word/header1.xml><?xml version="1.0" encoding="utf-8"?>
+<w:hdr xmlns:wpc="http://schemas.microsoft.com/office/word/2010/wordprocessingCanvas" xmlns:mc="http://schemas.openxmlformats.org/markup-compatibility/2006" xmlns:o="urn:schemas-microsoft-com:office:office" xmlns:r="http://schemas.openxmlformats.org/officeDocument/2006/relationships" xmlns:m="http://schemas.openxmlformats.org/officeDocument/2006/math" xmlns:v="urn:schemas-microsoft-com:vml" xmlns:wp14="http://schemas.microsoft.com/office/word/2010/wordprocessingDrawing" xmlns:wp="http://schemas.openxmlformats.org/drawingml/2006/wordprocessingDrawing" xmlns:w10="urn:schemas-microsoft-com:office:word" xmlns:w="http://schemas.openxmlformats.org/wordprocessingml/2006/main" xmlns:w14="http://schemas.microsoft.com/office/word/2010/wordml" xmlns:w15="http://schemas.microsoft.com/office/word/2012/wordml" xmlns:wpg="http://schemas.microsoft.com/office/word/2010/wordprocessingGroup" xmlns:wpi="http://schemas.microsoft.com/office/word/2010/wordprocessingInk" xmlns:wne="http://schemas.microsoft.com/office/word/2006/wordml" xmlns:wps="http://schemas.microsoft.com/office/word/2010/wordprocessingShape" xmlns:wpsCustomData="http://www.wps.cn/officeDocument/2013/wpsCustomData" mc:Ignorable="w14 w15 wp14">
+  <w:tbl>
+    <w:tblPr>
+      <w:tblStyle w:val="12"/>
+      <w:tblpPr w:leftFromText="141" w:rightFromText="141" w:vertAnchor="page" w:horzAnchor="margin" w:tblpXSpec="center" w:tblpY="364"/>
+      <w:tblW w:w="13342" w:type="dxa"/>
+      <w:tblInd w:w="0" w:type="dxa"/>
+      <w:tblBorders>
+        <w:top w:val="none" w:color="auto" w:sz="0" w:space="0"/>
+        <w:left w:val="none" w:color="auto" w:sz="0" w:space="0"/>
+        <w:bottom w:val="none" w:color="auto" w:sz="0" w:space="0"/>
+        <w:right w:val="none" w:color="auto" w:sz="0" w:space="0"/>
+        <w:insideH w:val="none" w:color="auto" w:sz="0" w:space="0"/>
+        <w:insideV w:val="none" w:color="auto" w:sz="0" w:space="0"/>
+      </w:tblBorders>
+      <w:tblLayout w:type="fixed"/>
+      <w:tblCellMar>
+        <w:top w:w="0" w:type="dxa"/>
+        <w:left w:w="108" w:type="dxa"/>
+        <w:bottom w:w="0" w:type="dxa"/>
+        <w:right w:w="108" w:type="dxa"/>
+      </w:tblCellMar>
+    </w:tblPr>
+    <w:tblGrid>
+      <w:gridCol w:w="6413"/>
+      <w:gridCol w:w="6929"/>
+    </w:tblGrid>
+    <w:tr>
+      <w:tblPrEx>
+        <w:tblCellMar>
+          <w:top w:w="0" w:type="dxa"/>
+          <w:left w:w="108" w:type="dxa"/>
+          <w:bottom w:w="0" w:type="dxa"/>
+          <w:right w:w="108" w:type="dxa"/>
+        </w:tblCellMar>
+      </w:tblPrEx>
+      <w:trPr>
+        <w:trHeight w:val="984" w:hRule="atLeast"/>
+      </w:trPr>
+      <w:tc>
+        <w:tcPr>
+          <w:tcW w:w="6413" w:type="dxa"/>
+        </w:tcPr>
+        <w:p>
+          <w:pPr>
+            <w:spacing w:after="0" w:line="240" w:lineRule="auto"/>
+            <w:jc w:val="center"/>
+            <w:rPr>
+              <w:rFonts w:ascii="Arial Narrow" w:hAnsi="Arial Narrow"/>
+              <w:b/>
+              <w:sz w:val="16"/>
+              <w:szCs w:val="16"/>
+            </w:rPr>
+          </w:pPr>
+          <w:r>
+            <w:rPr>
+              <w:rFonts w:ascii="Arial Narrow" w:hAnsi="Arial Narrow"/>
+              <w:b/>
+              <w:sz w:val="16"/>
+              <w:szCs w:val="16"/>
+            </w:rPr>
+            <w:t>République du Cameroun</w:t>
+          </w:r>
+        </w:p>
+        <w:p>
+          <w:pPr>
+            <w:spacing w:after="0" w:line="240" w:lineRule="auto"/>
+            <w:jc w:val="center"/>
+            <w:rPr>
+              <w:rFonts w:ascii="Arial Narrow" w:hAnsi="Arial Narrow"/>
+              <w:i/>
+              <w:sz w:val="16"/>
+              <w:szCs w:val="16"/>
+            </w:rPr>
+          </w:pPr>
+          <w:r>
+            <w:rPr>
+              <w:rFonts w:ascii="Arial Narrow" w:hAnsi="Arial Narrow"/>
+              <w:i/>
+              <w:sz w:val="16"/>
+              <w:szCs w:val="16"/>
+            </w:rPr>
+            <w:t>Paix – Travail – Patrie</w:t>
+          </w:r>
+        </w:p>
+        <w:p>
+          <w:pPr>
+            <w:spacing w:after="0" w:line="240" w:lineRule="auto"/>
+            <w:contextualSpacing/>
+            <w:jc w:val="center"/>
+            <w:rPr>
+              <w:rFonts w:ascii="Arial Narrow" w:hAnsi="Arial Narrow" w:cs="Times New Roman"/>
+              <w:b/>
+              <w:color w:val="0C0C0C"/>
+              <w:sz w:val="16"/>
+              <w:szCs w:val="16"/>
+            </w:rPr>
+          </w:pPr>
+          <w:r>
+            <w:rPr>
+              <w:rFonts w:ascii="Arial Narrow" w:hAnsi="Arial Narrow" w:cs="Times New Roman"/>
+              <w:b/>
+              <w:color w:val="0C0C0C"/>
+              <w:sz w:val="16"/>
+              <w:szCs w:val="16"/>
+            </w:rPr>
+            <w:t>UNIVERSITÉ D’EBOLOWA</w:t>
+          </w:r>
+        </w:p>
+        <w:p>
+          <w:pPr>
+            <w:spacing w:after="0" w:line="240" w:lineRule="auto"/>
+            <w:jc w:val="center"/>
+            <w:rPr>
+              <w:rFonts w:ascii="Arial Narrow" w:hAnsi="Arial Narrow"/>
+              <w:b/>
+              <w:color w:val="000000"/>
+              <w:sz w:val="16"/>
+              <w:szCs w:val="16"/>
+            </w:rPr>
+          </w:pPr>
+          <w:r>
+            <w:rPr>
+              <w:rFonts w:ascii="Arial Narrow" w:hAnsi="Arial Narrow"/>
+              <w:b/>
+              <w:color w:val="000000"/>
+              <w:sz w:val="16"/>
+              <w:szCs w:val="16"/>
+            </w:rPr>
+            <w:t xml:space="preserve">ÉCOLE NATIONALE SUPÉRIEURE DES SCIENCES ET TECHNIQUES MARITIMES ET OCÉANIQUES (ENSTMO) </w:t>
+          </w:r>
+        </w:p>
+        <w:p>
+          <w:pPr>
+            <w:spacing w:after="0" w:line="240" w:lineRule="auto"/>
+            <w:jc w:val="center"/>
+            <w:rPr>
+              <w:rFonts w:ascii="Arial Narrow" w:hAnsi="Arial Narrow"/>
+              <w:b/>
+              <w:color w:val="000000"/>
+              <w:sz w:val="15"/>
+              <w:szCs w:val="15"/>
+            </w:rPr>
+          </w:pPr>
+          <w:r>
+            <w:rPr>
+              <w:rFonts w:ascii="Arial Narrow" w:hAnsi="Arial Narrow"/>
+              <w:b/>
+              <w:color w:val="000000"/>
+              <w:sz w:val="15"/>
+              <w:szCs w:val="15"/>
+            </w:rPr>
+            <w:t xml:space="preserve">DÉPARTEMENT DE </w:t>
+          </w:r>
+          <w:r>
+            <w:rPr>
+              <w:rFonts w:hint="default" w:ascii="Arial Narrow" w:hAnsi="Arial Narrow"/>
+              <w:b/>
+              <w:color w:val="000000"/>
+              <w:sz w:val="15"/>
+              <w:szCs w:val="15"/>
+              <w:lang/>
+            </w:rPr>
+            <w:t xml:space="preserve">GENIE </w:t>
+          </w:r>
+          <w:r>
+            <w:rPr>
+              <w:rFonts w:hint="default" w:ascii="Arial Narrow" w:hAnsi="Arial Narrow"/>
+              <w:b/>
+              <w:color w:val="000000"/>
+              <w:sz w:val="15"/>
+              <w:szCs w:val="15"/>
+            </w:rPr>
+            <w:t>OCÉANOGRAPHIE-HYDROGRAPHIE-MÉTÉOROLOGIE</w:t>
+          </w:r>
+          <w:r>
+            <w:rPr>
+              <w:rFonts w:ascii="Arial Narrow" w:hAnsi="Arial Narrow"/>
+              <w:b/>
+              <w:color w:val="000000"/>
+              <w:sz w:val="15"/>
+              <w:szCs w:val="15"/>
+            </w:rPr>
+            <w:t xml:space="preserve"> (</w:t>
+          </w:r>
+          <w:r>
+            <w:rPr>
+              <w:rFonts w:hint="default" w:ascii="Arial Narrow" w:hAnsi="Arial Narrow"/>
+              <w:b/>
+              <w:color w:val="000000"/>
+              <w:sz w:val="15"/>
+              <w:szCs w:val="15"/>
+              <w:lang/>
+            </w:rPr>
+            <w:t>DGOHM</w:t>
+          </w:r>
+          <w:r>
+            <w:rPr>
+              <w:rFonts w:ascii="Arial Narrow" w:hAnsi="Arial Narrow"/>
+              <w:b/>
+              <w:color w:val="000000"/>
+              <w:sz w:val="15"/>
+              <w:szCs w:val="15"/>
+            </w:rPr>
+            <w:t>)</w:t>
+          </w:r>
+        </w:p>
+        <w:p>
+          <w:pPr>
+            <w:spacing w:after="0" w:line="240" w:lineRule="auto"/>
+            <w:contextualSpacing/>
+            <w:rPr>
+              <w:rFonts w:ascii="Arial Narrow" w:hAnsi="Arial Narrow" w:cs="Times New Roman"/>
+              <w:b/>
+              <w:color w:val="0C0C0C"/>
+              <w:sz w:val="16"/>
+              <w:szCs w:val="20"/>
+            </w:rPr>
+          </w:pPr>
+          <w:r>
+            <w:rPr>
+              <w:rFonts w:ascii="Arial Narrow" w:hAnsi="Arial Narrow" w:cs="Times New Roman"/>
+              <w:color w:val="0C0C0C"/>
+              <w:sz w:val="16"/>
+              <w:szCs w:val="16"/>
+              <w:lang w:val="en-CA"/>
+            </w:rPr>
+            <w:t xml:space="preserve">BP: 292 Kribi  (Cameroun) Site web: </w:t>
+          </w:r>
+          <w:r>
+            <w:fldChar w:fldCharType="begin"/>
+          </w:r>
+          <w:r>
+            <w:instrText xml:space="preserve"> HYPERLINK "http://www.enstmo-ueb.cm" </w:instrText>
+          </w:r>
+          <w:r>
+            <w:fldChar w:fldCharType="separate"/>
+          </w:r>
+          <w:r>
+            <w:rPr>
+              <w:rStyle w:val="8"/>
+              <w:rFonts w:ascii="Arial Narrow" w:hAnsi="Arial Narrow" w:cs="Times New Roman"/>
+              <w:sz w:val="16"/>
+              <w:szCs w:val="16"/>
+              <w:lang w:val="en-CA"/>
+            </w:rPr>
+            <w:t>www.enstmo-ueb.cm</w:t>
+          </w:r>
+          <w:r>
+            <w:rPr>
+              <w:rStyle w:val="8"/>
+              <w:rFonts w:ascii="Arial Narrow" w:hAnsi="Arial Narrow" w:cs="Times New Roman"/>
+              <w:sz w:val="16"/>
+              <w:szCs w:val="16"/>
+              <w:lang w:val="en-CA"/>
+            </w:rPr>
+            <w:fldChar w:fldCharType="end"/>
+          </w:r>
+          <w:r>
+            <w:rPr>
+              <w:rStyle w:val="8"/>
+              <w:rFonts w:ascii="Arial Narrow" w:hAnsi="Arial Narrow" w:cs="Times New Roman"/>
+              <w:sz w:val="16"/>
+              <w:szCs w:val="16"/>
+              <w:u w:val="none"/>
+            </w:rPr>
+            <w:t xml:space="preserve"> </w:t>
+          </w:r>
+          <w:r>
+            <w:rPr>
+              <w:rFonts w:ascii="Arial Narrow" w:hAnsi="Arial Narrow"/>
+              <w:sz w:val="16"/>
+              <w:szCs w:val="16"/>
+            </w:rPr>
+            <w:t>Émail</w:t>
+          </w:r>
+          <w:r>
+            <w:rPr>
+              <w:rFonts w:ascii="Arial Narrow" w:hAnsi="Arial Narrow"/>
+              <w:sz w:val="16"/>
+              <w:szCs w:val="16"/>
+              <w:lang w:val="en-CA"/>
+            </w:rPr>
+            <w:t xml:space="preserve">: </w:t>
+          </w:r>
+          <w:r>
+            <w:fldChar w:fldCharType="begin"/>
+          </w:r>
+          <w:r>
+            <w:instrText xml:space="preserve"> HYPERLINK "mailto:enstmo@enstmo-ueb.cm" </w:instrText>
+          </w:r>
+          <w:r>
+            <w:fldChar w:fldCharType="separate"/>
+          </w:r>
+          <w:r>
+            <w:rPr>
+              <w:rStyle w:val="8"/>
+              <w:rFonts w:ascii="Arial Narrow" w:hAnsi="Arial Narrow"/>
+              <w:sz w:val="16"/>
+              <w:szCs w:val="16"/>
+              <w:lang w:val="en-CA"/>
+            </w:rPr>
+            <w:t>enstmo@enstmo-ueb.cm</w:t>
+          </w:r>
+          <w:r>
+            <w:rPr>
+              <w:rStyle w:val="8"/>
+              <w:rFonts w:ascii="Arial Narrow" w:hAnsi="Arial Narrow"/>
+              <w:sz w:val="16"/>
+              <w:szCs w:val="16"/>
+              <w:lang w:val="en-CA"/>
+            </w:rPr>
+            <w:fldChar w:fldCharType="end"/>
+          </w:r>
+          <w:r>
+            <w:rPr>
+              <w:rFonts w:ascii="Arial Narrow" w:hAnsi="Arial Narrow"/>
+              <w:sz w:val="16"/>
+              <w:szCs w:val="16"/>
+            </w:rPr>
+            <w:t xml:space="preserve"> </w:t>
+          </w:r>
+        </w:p>
+      </w:tc>
+      <w:tc>
+        <w:tcPr>
+          <w:tcW w:w="6929" w:type="dxa"/>
+        </w:tcPr>
+        <w:p>
+          <w:pPr>
+            <w:spacing w:after="0" w:line="240" w:lineRule="auto"/>
+            <w:jc w:val="center"/>
+            <w:rPr>
+              <w:rFonts w:ascii="Arial Narrow" w:hAnsi="Arial Narrow"/>
+              <w:b/>
+              <w:sz w:val="16"/>
+              <w:szCs w:val="16"/>
+              <w:lang w:val="en-GB"/>
+            </w:rPr>
+          </w:pPr>
+          <w:r>
+            <w:rPr>
+              <w:rFonts w:ascii="Arial Narrow" w:hAnsi="Arial Narrow"/>
+              <w:b/>
+              <w:sz w:val="16"/>
+              <w:szCs w:val="16"/>
+              <w:lang w:val="en-GB"/>
+            </w:rPr>
+            <w:t>Republic of Cameroon</w:t>
+          </w:r>
+        </w:p>
+        <w:p>
+          <w:pPr>
+            <w:spacing w:after="0" w:line="240" w:lineRule="auto"/>
+            <w:jc w:val="center"/>
+            <w:rPr>
+              <w:rFonts w:ascii="Arial Narrow" w:hAnsi="Arial Narrow"/>
+              <w:i/>
+              <w:sz w:val="16"/>
+              <w:szCs w:val="16"/>
+              <w:lang w:val="en-GB"/>
+            </w:rPr>
+          </w:pPr>
+          <w:r>
+            <w:rPr>
+              <w:rFonts w:ascii="Arial Narrow" w:hAnsi="Arial Narrow"/>
+              <w:i/>
+              <w:sz w:val="16"/>
+              <w:szCs w:val="16"/>
+              <w:lang w:val="en-GB"/>
+            </w:rPr>
+            <w:t>Peace – Work – Fatherland</w:t>
+          </w:r>
+        </w:p>
+        <w:p>
+          <w:pPr>
+            <w:spacing w:after="0" w:line="240" w:lineRule="auto"/>
+            <w:contextualSpacing/>
+            <w:jc w:val="center"/>
+            <w:rPr>
+              <w:rFonts w:ascii="Arial Narrow" w:hAnsi="Arial Narrow" w:cs="Times New Roman"/>
+              <w:b/>
+              <w:color w:val="0C0C0C"/>
+              <w:sz w:val="16"/>
+              <w:szCs w:val="16"/>
+              <w:lang w:val="en-CA"/>
+            </w:rPr>
+          </w:pPr>
+          <w:r>
+            <w:rPr>
+              <w:rFonts w:ascii="Arial Narrow" w:hAnsi="Arial Narrow" w:cs="Times New Roman"/>
+              <w:b/>
+              <w:color w:val="0C0C0C"/>
+              <w:sz w:val="16"/>
+              <w:szCs w:val="16"/>
+              <w:lang w:val="en-CA"/>
+            </w:rPr>
+            <w:t>THE UNIVERSITY OF EBOLOWA</w:t>
+          </w:r>
+        </w:p>
+        <w:p>
+          <w:pPr>
+            <w:spacing w:after="0" w:line="240" w:lineRule="auto"/>
+            <w:contextualSpacing/>
+            <w:jc w:val="center"/>
+            <w:rPr>
+              <w:rFonts w:ascii="Arial Narrow" w:hAnsi="Arial Narrow" w:cs="Times New Roman"/>
+              <w:b/>
+              <w:color w:val="0C0C0C"/>
+              <w:sz w:val="16"/>
+              <w:szCs w:val="16"/>
+              <w:lang w:val="en-CA"/>
+            </w:rPr>
+          </w:pPr>
+          <w:r>
+            <w:rPr>
+              <w:rFonts w:ascii="Arial Narrow" w:hAnsi="Arial Narrow" w:cs="Times New Roman"/>
+              <w:b/>
+              <w:color w:val="0C0C0C"/>
+              <w:sz w:val="16"/>
+              <w:szCs w:val="16"/>
+              <w:lang w:val="en-CA"/>
+            </w:rPr>
+            <w:t xml:space="preserve">NATIONAL ADVANCED SCHOOL OF MARITIME AND OCEAN SCIENCE AND TECHNOLOGY (NASMOST) </w:t>
+          </w:r>
+        </w:p>
+        <w:p>
+          <w:pPr>
+            <w:spacing w:after="0" w:line="240" w:lineRule="auto"/>
+            <w:contextualSpacing/>
+            <w:jc w:val="center"/>
+            <w:rPr>
+              <w:rFonts w:ascii="Arial Narrow" w:hAnsi="Arial Narrow" w:cs="Times New Roman"/>
+              <w:b/>
+              <w:color w:val="0C0C0C"/>
+              <w:sz w:val="16"/>
+              <w:szCs w:val="16"/>
+              <w:lang w:val="en-CA"/>
+            </w:rPr>
+          </w:pPr>
+          <w:r>
+            <w:rPr>
+              <w:rFonts w:ascii="Arial Narrow" w:hAnsi="Arial Narrow" w:cs="Times New Roman"/>
+              <w:b/>
+              <w:color w:val="0C0C0C"/>
+              <w:sz w:val="16"/>
+              <w:szCs w:val="16"/>
+              <w:lang w:val="en-CA"/>
+            </w:rPr>
+            <w:t xml:space="preserve">DEPARTMENT OF </w:t>
+          </w:r>
+          <w:r>
+            <w:rPr>
+              <w:rFonts w:hint="default" w:ascii="Arial Narrow" w:hAnsi="Arial Narrow" w:cs="Times New Roman"/>
+              <w:b/>
+              <w:color w:val="0C0C0C"/>
+              <w:sz w:val="16"/>
+              <w:szCs w:val="16"/>
+              <w:lang w:val="en-CA"/>
+            </w:rPr>
+            <w:t>OC</w:t>
+          </w:r>
+          <w:r>
+            <w:rPr>
+              <w:rFonts w:hint="default" w:ascii="Arial Narrow" w:hAnsi="Arial Narrow" w:cs="Times New Roman"/>
+              <w:b/>
+              <w:color w:val="0C0C0C"/>
+              <w:sz w:val="16"/>
+              <w:szCs w:val="16"/>
+              <w:lang/>
+            </w:rPr>
+            <w:t>E</w:t>
+          </w:r>
+          <w:r>
+            <w:rPr>
+              <w:rFonts w:hint="default" w:ascii="Arial Narrow" w:hAnsi="Arial Narrow" w:cs="Times New Roman"/>
+              <w:b/>
+              <w:color w:val="0C0C0C"/>
+              <w:sz w:val="16"/>
+              <w:szCs w:val="16"/>
+              <w:lang w:val="en-CA"/>
+            </w:rPr>
+            <w:t>ANOGRAPH</w:t>
+          </w:r>
+          <w:r>
+            <w:rPr>
+              <w:rFonts w:hint="default" w:ascii="Arial Narrow" w:hAnsi="Arial Narrow" w:cs="Times New Roman"/>
+              <w:b/>
+              <w:color w:val="0C0C0C"/>
+              <w:sz w:val="16"/>
+              <w:szCs w:val="16"/>
+              <w:lang/>
+            </w:rPr>
+            <w:t>Y</w:t>
+          </w:r>
+          <w:r>
+            <w:rPr>
+              <w:rFonts w:hint="default" w:ascii="Arial Narrow" w:hAnsi="Arial Narrow" w:cs="Times New Roman"/>
+              <w:b/>
+              <w:color w:val="0C0C0C"/>
+              <w:sz w:val="16"/>
+              <w:szCs w:val="16"/>
+              <w:lang w:val="en-CA"/>
+            </w:rPr>
+            <w:t>-HYDROGRAPH</w:t>
+          </w:r>
+          <w:r>
+            <w:rPr>
+              <w:rFonts w:hint="default" w:ascii="Arial Narrow" w:hAnsi="Arial Narrow" w:cs="Times New Roman"/>
+              <w:b/>
+              <w:color w:val="0C0C0C"/>
+              <w:sz w:val="16"/>
+              <w:szCs w:val="16"/>
+              <w:lang/>
+            </w:rPr>
+            <w:t>Y</w:t>
+          </w:r>
+          <w:r>
+            <w:rPr>
+              <w:rFonts w:hint="default" w:ascii="Arial Narrow" w:hAnsi="Arial Narrow" w:cs="Times New Roman"/>
+              <w:b/>
+              <w:color w:val="0C0C0C"/>
+              <w:sz w:val="16"/>
+              <w:szCs w:val="16"/>
+              <w:lang w:val="en-CA"/>
+            </w:rPr>
+            <w:t>-MÉTÉOROLOG</w:t>
+          </w:r>
+          <w:r>
+            <w:rPr>
+              <w:rFonts w:hint="default" w:ascii="Arial Narrow" w:hAnsi="Arial Narrow" w:cs="Times New Roman"/>
+              <w:b/>
+              <w:color w:val="0C0C0C"/>
+              <w:sz w:val="16"/>
+              <w:szCs w:val="16"/>
+              <w:lang/>
+            </w:rPr>
+            <w:t>Y</w:t>
+          </w:r>
+          <w:r>
+            <w:rPr>
+              <w:rFonts w:ascii="Arial Narrow" w:hAnsi="Arial Narrow" w:cs="Times New Roman"/>
+              <w:b/>
+              <w:color w:val="0C0C0C"/>
+              <w:sz w:val="16"/>
+              <w:szCs w:val="16"/>
+            </w:rPr>
+            <w:t xml:space="preserve"> </w:t>
+          </w:r>
+          <w:r>
+            <w:rPr>
+              <w:rFonts w:ascii="Arial Narrow" w:hAnsi="Arial Narrow" w:cs="Times New Roman"/>
+              <w:b/>
+              <w:color w:val="0C0C0C"/>
+              <w:sz w:val="16"/>
+              <w:szCs w:val="16"/>
+              <w:lang w:val="en-CA"/>
+            </w:rPr>
+            <w:t>(</w:t>
+          </w:r>
+          <w:r>
+            <w:rPr>
+              <w:rFonts w:hint="default" w:ascii="Arial Narrow" w:hAnsi="Arial Narrow" w:cs="Times New Roman"/>
+              <w:b/>
+              <w:color w:val="0C0C0C"/>
+              <w:sz w:val="16"/>
+              <w:szCs w:val="16"/>
+              <w:lang/>
+            </w:rPr>
+            <w:t>DGOHM</w:t>
+          </w:r>
+          <w:r>
+            <w:rPr>
+              <w:rFonts w:ascii="Arial Narrow" w:hAnsi="Arial Narrow" w:cs="Times New Roman"/>
+              <w:b/>
+              <w:color w:val="0C0C0C"/>
+              <w:sz w:val="16"/>
+              <w:szCs w:val="16"/>
+              <w:lang w:val="en-CA"/>
+            </w:rPr>
+            <w:t>)</w:t>
+          </w:r>
+        </w:p>
+        <w:p>
+          <w:pPr>
+            <w:spacing w:after="0" w:line="240" w:lineRule="auto"/>
+            <w:contextualSpacing/>
+            <w:jc w:val="center"/>
+            <w:rPr>
+              <w:rFonts w:ascii="Arial Narrow" w:hAnsi="Arial Narrow" w:cs="Times New Roman"/>
+              <w:b/>
+              <w:color w:val="0C0C0C"/>
+              <w:sz w:val="16"/>
+              <w:szCs w:val="20"/>
+            </w:rPr>
+          </w:pPr>
+          <w:r>
+            <w:rPr>
+              <w:rFonts w:ascii="Arial Narrow" w:hAnsi="Arial Narrow" w:cs="Times New Roman"/>
+              <w:color w:val="0C0C0C"/>
+              <w:sz w:val="16"/>
+              <w:szCs w:val="16"/>
+              <w:lang w:val="en-CA"/>
+            </w:rPr>
+            <w:t>P</w:t>
+          </w:r>
+          <w:r>
+            <w:rPr>
+              <w:rFonts w:ascii="Arial Narrow" w:hAnsi="Arial Narrow" w:cs="Times New Roman"/>
+              <w:color w:val="0C0C0C"/>
+              <w:sz w:val="16"/>
+              <w:szCs w:val="16"/>
+            </w:rPr>
+            <w:t>.</w:t>
+          </w:r>
+          <w:r>
+            <w:rPr>
+              <w:rFonts w:ascii="Arial Narrow" w:hAnsi="Arial Narrow" w:cs="Times New Roman"/>
+              <w:color w:val="0C0C0C"/>
+              <w:sz w:val="16"/>
+              <w:szCs w:val="16"/>
+              <w:lang w:val="en-CA"/>
+            </w:rPr>
+            <w:t>O.</w:t>
+          </w:r>
+          <w:r>
+            <w:rPr>
+              <w:rFonts w:ascii="Arial Narrow" w:hAnsi="Arial Narrow" w:cs="Times New Roman"/>
+              <w:color w:val="0C0C0C"/>
+              <w:sz w:val="16"/>
+              <w:szCs w:val="16"/>
+            </w:rPr>
+            <w:t xml:space="preserve"> </w:t>
+          </w:r>
+          <w:r>
+            <w:rPr>
+              <w:rFonts w:ascii="Arial Narrow" w:hAnsi="Arial Narrow" w:cs="Times New Roman"/>
+              <w:color w:val="0C0C0C"/>
+              <w:sz w:val="16"/>
+              <w:szCs w:val="16"/>
+              <w:lang w:val="en-CA"/>
+            </w:rPr>
+            <w:t>B</w:t>
+          </w:r>
+          <w:r>
+            <w:rPr>
+              <w:rFonts w:ascii="Arial Narrow" w:hAnsi="Arial Narrow" w:cs="Times New Roman"/>
+              <w:color w:val="0C0C0C"/>
+              <w:sz w:val="16"/>
+              <w:szCs w:val="16"/>
+            </w:rPr>
+            <w:t>ox</w:t>
+          </w:r>
+          <w:r>
+            <w:rPr>
+              <w:rFonts w:ascii="Arial Narrow" w:hAnsi="Arial Narrow" w:cs="Times New Roman"/>
+              <w:color w:val="0C0C0C"/>
+              <w:sz w:val="16"/>
+              <w:szCs w:val="16"/>
+              <w:lang w:val="en-CA"/>
+            </w:rPr>
+            <w:t xml:space="preserve">: 292 Kribi (Cameroon) </w:t>
+          </w:r>
+          <w:r>
+            <w:rPr>
+              <w:rFonts w:ascii="Arial Narrow" w:hAnsi="Arial Narrow" w:cs="Times New Roman"/>
+              <w:color w:val="0C0C0C"/>
+              <w:sz w:val="16"/>
+              <w:szCs w:val="16"/>
+            </w:rPr>
+            <w:t>W</w:t>
+          </w:r>
+          <w:r>
+            <w:rPr>
+              <w:rFonts w:ascii="Arial Narrow" w:hAnsi="Arial Narrow" w:cs="Times New Roman"/>
+              <w:color w:val="0C0C0C"/>
+              <w:sz w:val="16"/>
+              <w:szCs w:val="16"/>
+              <w:lang w:val="en-CA"/>
+            </w:rPr>
+            <w:t>eb</w:t>
+          </w:r>
+          <w:r>
+            <w:rPr>
+              <w:rFonts w:ascii="Arial Narrow" w:hAnsi="Arial Narrow" w:cs="Times New Roman"/>
+              <w:color w:val="0C0C0C"/>
+              <w:sz w:val="16"/>
+              <w:szCs w:val="16"/>
+            </w:rPr>
+            <w:t>site</w:t>
+          </w:r>
+          <w:r>
+            <w:rPr>
+              <w:rFonts w:ascii="Arial Narrow" w:hAnsi="Arial Narrow" w:cs="Times New Roman"/>
+              <w:color w:val="0C0C0C"/>
+              <w:sz w:val="16"/>
+              <w:szCs w:val="16"/>
+              <w:lang w:val="en-CA"/>
+            </w:rPr>
+            <w:t xml:space="preserve">: </w:t>
+          </w:r>
+          <w:r>
+            <w:fldChar w:fldCharType="begin"/>
+          </w:r>
+          <w:r>
+            <w:instrText xml:space="preserve"> HYPERLINK "http://www.enstmo-ueb.cm" </w:instrText>
+          </w:r>
+          <w:r>
+            <w:fldChar w:fldCharType="separate"/>
+          </w:r>
+          <w:r>
+            <w:rPr>
+              <w:rStyle w:val="8"/>
+              <w:rFonts w:ascii="Arial Narrow" w:hAnsi="Arial Narrow" w:cs="Times New Roman"/>
+              <w:sz w:val="16"/>
+              <w:szCs w:val="16"/>
+              <w:lang w:val="en-CA"/>
+            </w:rPr>
+            <w:t>www.enstmo-ueb.cm</w:t>
+          </w:r>
+          <w:r>
+            <w:rPr>
+              <w:rStyle w:val="8"/>
+              <w:rFonts w:ascii="Arial Narrow" w:hAnsi="Arial Narrow" w:cs="Times New Roman"/>
+              <w:sz w:val="16"/>
+              <w:szCs w:val="16"/>
+              <w:lang w:val="en-CA"/>
+            </w:rPr>
+            <w:fldChar w:fldCharType="end"/>
+          </w:r>
+          <w:r>
+            <w:rPr>
+              <w:rFonts w:ascii="Arial Narrow" w:hAnsi="Arial Narrow"/>
+              <w:sz w:val="16"/>
+              <w:szCs w:val="16"/>
+              <w:lang w:val="en-CA"/>
+            </w:rPr>
+            <w:t xml:space="preserve">  Email: </w:t>
+          </w:r>
+          <w:r>
+            <w:fldChar w:fldCharType="begin"/>
+          </w:r>
+          <w:r>
+            <w:instrText xml:space="preserve"> HYPERLINK "mailto:enstmo@enstmo-ueb.cmV" </w:instrText>
+          </w:r>
+          <w:r>
+            <w:fldChar w:fldCharType="separate"/>
+          </w:r>
+          <w:r>
+            <w:rPr>
+              <w:rStyle w:val="8"/>
+              <w:rFonts w:ascii="Arial Narrow" w:hAnsi="Arial Narrow"/>
+              <w:sz w:val="16"/>
+              <w:szCs w:val="16"/>
+              <w:lang w:val="en-CA"/>
+            </w:rPr>
+            <w:t>enstmo@enstmo-ueb.cm</w:t>
+          </w:r>
+          <w:r>
+            <w:rPr>
+              <w:rStyle w:val="8"/>
+              <w:rFonts w:ascii="Arial Narrow" w:hAnsi="Arial Narrow"/>
+              <w:sz w:val="16"/>
+              <w:szCs w:val="16"/>
+              <w:lang w:val="en-CA"/>
+            </w:rPr>
+            <w:fldChar w:fldCharType="end"/>
+          </w:r>
+        </w:p>
+      </w:tc>
+    </w:tr>
+  </w:tbl>
+  <w:p>
+    <w:pPr>
+      <w:pStyle w:val="7"/>
+    </w:pPr>
+    <w:r>
+      <w:rPr>
+        <w:rFonts w:ascii="Century Gothic" w:hAnsi="Century Gothic" w:cs="Times New Roman"/>
+        <w:sz w:val="16"/>
+        <w:szCs w:val="20"/>
+        <w:lang w:eastAsia="fr-FR"/>
+      </w:rPr>
+      <w:drawing>
+        <wp:anchor distT="0" distB="0" distL="0" distR="0" simplePos="0" relativeHeight="251660288" behindDoc="0" locked="0" layoutInCell="1" allowOverlap="1">
+          <wp:simplePos x="0" y="0"/>
+          <wp:positionH relativeFrom="margin">
+            <wp:posOffset>9226550</wp:posOffset>
+          </wp:positionH>
+          <wp:positionV relativeFrom="paragraph">
+            <wp:posOffset>-316230</wp:posOffset>
+          </wp:positionV>
+          <wp:extent cx="628650" cy="727075"/>
+          <wp:effectExtent l="0" t="0" r="6350" b="9525"/>
+          <wp:wrapNone/>
+          <wp:docPr id="4098" name="Image 2" descr="C:\Users\ASUS\Desktop\IMG-20240105-WA0029.jpg"/>
+          <wp:cNvGraphicFramePr/>
+          <a:graphic xmlns:a="http://schemas.openxmlformats.org/drawingml/2006/main">
+            <a:graphicData uri="http://schemas.openxmlformats.org/drawingml/2006/picture">
+              <pic:pic xmlns:pic="http://schemas.openxmlformats.org/drawingml/2006/picture">
+                <pic:nvPicPr>
+                  <pic:cNvPr id="4098" name="Image 2" descr="C:\Users\ASUS\Desktop\IMG-20240105-WA0029.jpg"/>
+                  <pic:cNvPicPr/>
+                </pic:nvPicPr>
+                <pic:blipFill>
+                  <a:blip r:embed="rId1" cstate="print"/>
+                  <a:srcRect/>
+                  <a:stretch>
+                    <a:fillRect/>
+                  </a:stretch>
+                </pic:blipFill>
+                <pic:spPr>
+                  <a:xfrm>
+                    <a:off x="0" y="0"/>
+                    <a:ext cx="628650" cy="727075"/>
+                  </a:xfrm>
+                  <a:prstGeom prst="rect">
+                    <a:avLst/>
+                  </a:prstGeom>
+                  <a:ln>
+                    <a:noFill/>
+                  </a:ln>
+                </pic:spPr>
+              </pic:pic>
+            </a:graphicData>
+          </a:graphic>
+        </wp:anchor>
+      </w:drawing>
+    </w:r>
+    <w:r>
+      <w:rPr>
+        <w:rFonts w:cs="Times New Roman"/>
+        <w:sz w:val="16"/>
+        <w:szCs w:val="20"/>
+        <w:lang w:eastAsia="fr-FR"/>
+      </w:rPr>
+      <w:drawing>
+        <wp:anchor distT="0" distB="0" distL="0" distR="0" simplePos="0" relativeHeight="251659264" behindDoc="1" locked="0" layoutInCell="1" allowOverlap="1">
+          <wp:simplePos x="0" y="0"/>
+          <wp:positionH relativeFrom="margin">
+            <wp:posOffset>369570</wp:posOffset>
+          </wp:positionH>
+          <wp:positionV relativeFrom="paragraph">
+            <wp:posOffset>-262890</wp:posOffset>
+          </wp:positionV>
+          <wp:extent cx="590550" cy="660400"/>
+          <wp:effectExtent l="0" t="0" r="6350" b="0"/>
+          <wp:wrapNone/>
+          <wp:docPr id="4097" name="Image 2" descr="C:\Users\hp\AppData\Local\Microsoft\Windows\INetCache\Content.Word\IMG-20220921-WA0017[1].jpg"/>
+          <wp:cNvGraphicFramePr/>
+          <a:graphic xmlns:a="http://schemas.openxmlformats.org/drawingml/2006/main">
+            <a:graphicData uri="http://schemas.openxmlformats.org/drawingml/2006/picture">
+              <pic:pic xmlns:pic="http://schemas.openxmlformats.org/drawingml/2006/picture">
+                <pic:nvPicPr>
+                  <pic:cNvPr id="4097" name="Image 2" descr="C:\Users\hp\AppData\Local\Microsoft\Windows\INetCache\Content.Word\IMG-20220921-WA0017[1].jpg"/>
+                  <pic:cNvPicPr/>
+                </pic:nvPicPr>
+                <pic:blipFill>
+                  <a:blip r:embed="rId2" cstate="print"/>
+                  <a:srcRect/>
+                  <a:stretch>
+                    <a:fillRect/>
+                  </a:stretch>
+                </pic:blipFill>
+                <pic:spPr>
+                  <a:xfrm>
+                    <a:off x="0" y="0"/>
+                    <a:ext cx="590550" cy="660400"/>
+                  </a:xfrm>
+                  <a:prstGeom prst="rect">
+                    <a:avLst/>
+                  </a:prstGeom>
+                  <a:ln>
+                    <a:noFill/>
+                  </a:ln>
+                </pic:spPr>
+              </pic:pic>
+            </a:graphicData>
+          </a:graphic>
+        </wp:anchor>
+      </w:drawing>
+    </w:r>
+  </w:p>
+</w:hdr>
+</file>
+
 <file path=word/styles.xml><?xml version="1.0" encoding="utf-8"?>
 <w:styles xmlns:mc="http://schemas.openxmlformats.org/markup-compatibility/2006" xmlns:o="urn:schemas-microsoft-com:office:office" xmlns:r="http://schemas.openxmlformats.org/officeDocument/2006/relationships" xmlns:m="http://schemas.openxmlformats.org/officeDocument/2006/math" xmlns:v="urn:schemas-microsoft-com:vml" xmlns:w="http://schemas.openxmlformats.org/wordprocessingml/2006/main" xmlns:w14="http://schemas.microsoft.com/office/word/2010/wordml" xmlns:w10="urn:schemas-microsoft-com:office:word" xmlns:sl="http://schemas.openxmlformats.org/schemaLibrary/2006/main" xmlns:wpsCustomData="http://www.wps.cn/officeDocument/2013/wpsCustomData" mc:Ignorable="w14">
   <w:docDefaults>
@@ -6254,7 +6009,7 @@
     <w:lsdException w:qFormat="1" w:unhideWhenUsed="0" w:uiPriority="0" w:semiHidden="0" w:name="Title"/>
     <w:lsdException w:unhideWhenUsed="0" w:uiPriority="0" w:semiHidden="0" w:name="Closing"/>
     <w:lsdException w:unhideWhenUsed="0" w:uiPriority="0" w:semiHidden="0" w:name="Signature"/>
-    <w:lsdException w:uiPriority="1" w:name="Default Paragraph Font"/>
+    <w:lsdException w:qFormat="1" w:uiPriority="1" w:name="Default Paragraph Font"/>
     <w:lsdException w:qFormat="1" w:unhideWhenUsed="0" w:uiPriority="1" w:semiHidden="0" w:name="Body Text"/>
     <w:lsdException w:unhideWhenUsed="0" w:uiPriority="0" w:semiHidden="0" w:name="Body Text Indent"/>
     <w:lsdException w:unhideWhenUsed="0" w:uiPriority="0" w:semiHidden="0" w:name="List Continue"/>
@@ -6274,7 +6029,7 @@
     <w:lsdException w:unhideWhenUsed="0" w:uiPriority="0" w:semiHidden="0" w:name="Body Text Indent 2"/>
     <w:lsdException w:unhideWhenUsed="0" w:uiPriority="0" w:semiHidden="0" w:name="Body Text Indent 3"/>
     <w:lsdException w:unhideWhenUsed="0" w:uiPriority="0" w:semiHidden="0" w:name="Block Text"/>
-    <w:lsdException w:unhideWhenUsed="0" w:uiPriority="0" w:semiHidden="0" w:name="Hyperlink"/>
+    <w:lsdException w:qFormat="1" w:unhideWhenUsed="0" w:uiPriority="99" w:semiHidden="0" w:name="Hyperlink"/>
     <w:lsdException w:unhideWhenUsed="0" w:uiPriority="0" w:semiHidden="0" w:name="FollowedHyperlink"/>
     <w:lsdException w:qFormat="1" w:unhideWhenUsed="0" w:uiPriority="0" w:semiHidden="0" w:name="Strong"/>
     <w:lsdException w:qFormat="1" w:unhideWhenUsed="0" w:uiPriority="0" w:semiHidden="0" w:name="Emphasis"/>
@@ -6292,7 +6047,7 @@
     <w:lsdException w:unhideWhenUsed="0" w:uiPriority="0" w:semiHidden="0" w:name="HTML Sample"/>
     <w:lsdException w:unhideWhenUsed="0" w:uiPriority="0" w:semiHidden="0" w:name="HTML Typewriter"/>
     <w:lsdException w:unhideWhenUsed="0" w:uiPriority="0" w:semiHidden="0" w:name="HTML Variable"/>
-    <w:lsdException w:unhideWhenUsed="0" w:uiPriority="0" w:name="Normal Table"/>
+    <w:lsdException w:qFormat="1" w:unhideWhenUsed="0" w:uiPriority="0" w:name="Normal Table"/>
     <w:lsdException w:unhideWhenUsed="0" w:uiPriority="0" w:semiHidden="0" w:name="annotation subject"/>
     <w:lsdException w:unhideWhenUsed="0" w:uiPriority="0" w:semiHidden="0" w:name="Table Simple 1"/>
     <w:lsdException w:unhideWhenUsed="0" w:uiPriority="0" w:semiHidden="0" w:name="Table Simple 2"/>
@@ -6482,11 +6237,13 @@
     <w:name w:val="Default Paragraph Font"/>
     <w:semiHidden/>
     <w:unhideWhenUsed/>
+    <w:qFormat/>
     <w:uiPriority w:val="1"/>
   </w:style>
   <w:style w:type="table" w:default="1" w:styleId="4">
     <w:name w:val="Normal Table"/>
     <w:semiHidden/>
+    <w:qFormat/>
     <w:uiPriority w:val="0"/>
     <w:tblPr>
       <w:tblCellMar>
@@ -6515,7 +6272,49 @@
       <w:lang w:val="fr-FR" w:eastAsia="en-US" w:bidi="ar-SA"/>
     </w:rPr>
   </w:style>
-  <w:style w:type="table" w:customStyle="1" w:styleId="6">
+  <w:style w:type="paragraph" w:styleId="6">
+    <w:name w:val="footer"/>
+    <w:basedOn w:val="1"/>
+    <w:uiPriority w:val="0"/>
+    <w:pPr>
+      <w:tabs>
+        <w:tab w:val="center" w:pos="4153"/>
+        <w:tab w:val="right" w:pos="8306"/>
+      </w:tabs>
+      <w:snapToGrid w:val="0"/>
+      <w:jc w:val="left"/>
+    </w:pPr>
+    <w:rPr>
+      <w:sz w:val="18"/>
+      <w:szCs w:val="18"/>
+    </w:rPr>
+  </w:style>
+  <w:style w:type="paragraph" w:styleId="7">
+    <w:name w:val="header"/>
+    <w:basedOn w:val="1"/>
+    <w:uiPriority w:val="0"/>
+    <w:pPr>
+      <w:tabs>
+        <w:tab w:val="center" w:pos="4153"/>
+        <w:tab w:val="right" w:pos="8306"/>
+      </w:tabs>
+      <w:snapToGrid w:val="0"/>
+    </w:pPr>
+    <w:rPr>
+      <w:sz w:val="18"/>
+      <w:szCs w:val="18"/>
+    </w:rPr>
+  </w:style>
+  <w:style w:type="character" w:styleId="8">
+    <w:name w:val="Hyperlink"/>
+    <w:qFormat/>
+    <w:uiPriority w:val="99"/>
+    <w:rPr>
+      <w:color w:val="0000FF"/>
+      <w:u w:val="single"/>
+    </w:rPr>
+  </w:style>
+  <w:style w:type="table" w:customStyle="1" w:styleId="9">
     <w:name w:val="Table Normal1"/>
     <w:semiHidden/>
     <w:unhideWhenUsed/>
@@ -6530,7 +6329,7 @@
       </w:tblCellMar>
     </w:tblPr>
   </w:style>
-  <w:style w:type="paragraph" w:styleId="7">
+  <w:style w:type="paragraph" w:styleId="10">
     <w:name w:val="List Paragraph"/>
     <w:basedOn w:val="1"/>
     <w:qFormat/>
@@ -6539,7 +6338,7 @@
       <w:lang w:val="fr-FR" w:eastAsia="en-US" w:bidi="ar-SA"/>
     </w:rPr>
   </w:style>
-  <w:style w:type="paragraph" w:customStyle="1" w:styleId="8">
+  <w:style w:type="paragraph" w:customStyle="1" w:styleId="11">
     <w:name w:val="Table Paragraph"/>
     <w:basedOn w:val="1"/>
     <w:qFormat/>
@@ -6551,6 +6350,22 @@
       <w:rFonts w:ascii="Arial Narrow" w:hAnsi="Arial Narrow" w:eastAsia="Arial Narrow" w:cs="Arial Narrow"/>
       <w:lang w:val="fr-FR" w:eastAsia="en-US" w:bidi="ar-SA"/>
     </w:rPr>
+  </w:style>
+  <w:style w:type="table" w:customStyle="1" w:styleId="12">
+    <w:name w:val="Grille de tableau claire1"/>
+    <w:basedOn w:val="4"/>
+    <w:qFormat/>
+    <w:uiPriority w:val="40"/>
+    <w:tblPr>
+      <w:tblBorders>
+        <w:top w:val="single" w:color="BFBFBF" w:sz="4" w:space="0"/>
+        <w:left w:val="single" w:color="BFBFBF" w:sz="4" w:space="0"/>
+        <w:bottom w:val="single" w:color="BFBFBF" w:sz="4" w:space="0"/>
+        <w:right w:val="single" w:color="BFBFBF" w:sz="4" w:space="0"/>
+        <w:insideH w:val="single" w:color="BFBFBF" w:sz="4" w:space="0"/>
+        <w:insideV w:val="single" w:color="BFBFBF" w:sz="4" w:space="0"/>
+      </w:tblBorders>
+    </w:tblPr>
   </w:style>
 </w:styles>
 </file>
